--- a/assets/docs/Cullen_Zoe_CV 202609.docx
+++ b/assets/docs/Cullen_Zoe_CV 202609.docx
@@ -369,6 +369,14 @@
         </w:rPr>
         <w:t xml:space="preserve">Labor </w:t>
       </w:r>
+      <w:r>
+        <w:rPr>
+          <w:rFonts w:asciiTheme="minorHAnsi" w:eastAsiaTheme="minorEastAsia" w:hAnsiTheme="minorHAnsi" w:cstheme="minorBidi"/>
+          <w:sz w:val="22"/>
+          <w:szCs w:val="22"/>
+        </w:rPr>
+        <w:t>Economics</w:t>
+      </w:r>
     </w:p>
     <w:p>
       <w:pPr>
@@ -422,7 +430,23 @@
           <w:sz w:val="22"/>
           <w:szCs w:val="22"/>
         </w:rPr>
-        <w:t xml:space="preserve"> / </w:t>
+        <w:t xml:space="preserve"> </w:t>
+      </w:r>
+      <w:r>
+        <w:rPr>
+          <w:rFonts w:asciiTheme="minorHAnsi" w:eastAsiaTheme="minorEastAsia" w:hAnsiTheme="minorHAnsi" w:cstheme="minorBidi"/>
+          <w:sz w:val="22"/>
+          <w:szCs w:val="22"/>
+        </w:rPr>
+        <w:t xml:space="preserve">(primary) </w:t>
+      </w:r>
+      <w:r>
+        <w:rPr>
+          <w:rFonts w:asciiTheme="minorHAnsi" w:eastAsiaTheme="minorEastAsia" w:hAnsiTheme="minorHAnsi" w:cstheme="minorBidi"/>
+          <w:sz w:val="22"/>
+          <w:szCs w:val="22"/>
+        </w:rPr>
+        <w:t xml:space="preserve">/ </w:t>
       </w:r>
       <w:r>
         <w:rPr>
@@ -4581,12 +4605,6 @@
         </w:tabs>
         <w:spacing w:before="100" w:after="60"/>
         <w:rPr>
-          <w:sz w:val="22"/>
-          <w:szCs w:val="22"/>
-        </w:rPr>
-      </w:pPr>
-      <w:r>
-        <w:rPr>
           <w:rFonts w:asciiTheme="minorHAnsi" w:hAnsiTheme="minorHAnsi" w:cstheme="minorBidi"/>
           <w:color w:val="000000" w:themeColor="text1"/>
           <w:sz w:val="22"/>
@@ -4594,8 +4612,7 @@
           <w:shd w:val="clear" w:color="auto" w:fill="FFFFFF"/>
           <w:lang w:bidi="he-IL"/>
         </w:rPr>
-        <w:t>202</w:t>
-      </w:r>
+      </w:pPr>
       <w:r>
         <w:rPr>
           <w:rFonts w:asciiTheme="minorHAnsi" w:hAnsiTheme="minorHAnsi" w:cstheme="minorBidi"/>
@@ -4605,14 +4622,30 @@
           <w:shd w:val="clear" w:color="auto" w:fill="FFFFFF"/>
           <w:lang w:bidi="he-IL"/>
         </w:rPr>
-        <w:t>4 --</w:t>
-      </w:r>
-      <w:r>
-        <w:rPr>
-          <w:sz w:val="22"/>
-          <w:szCs w:val="22"/>
+        <w:t xml:space="preserve">2025 </w:t>
+      </w:r>
+      <w:r>
+        <w:rPr>
+          <w:rFonts w:asciiTheme="minorHAnsi" w:hAnsiTheme="minorHAnsi" w:cstheme="minorBidi"/>
+          <w:color w:val="000000" w:themeColor="text1"/>
+          <w:sz w:val="22"/>
+          <w:szCs w:val="22"/>
+          <w:shd w:val="clear" w:color="auto" w:fill="FFFFFF"/>
+          <w:lang w:bidi="he-IL"/>
+        </w:rPr>
+        <w:t>--</w:t>
+      </w:r>
+      <w:r>
+        <w:rPr>
+          <w:rFonts w:asciiTheme="minorHAnsi" w:hAnsiTheme="minorHAnsi" w:cstheme="minorBidi"/>
+          <w:color w:val="000000" w:themeColor="text1"/>
+          <w:sz w:val="22"/>
+          <w:szCs w:val="22"/>
+          <w:shd w:val="clear" w:color="auto" w:fill="FFFFFF"/>
+          <w:lang w:bidi="he-IL"/>
         </w:rPr>
         <w:tab/>
+        <w:t xml:space="preserve">PhD Labor </w:t>
       </w:r>
       <w:r>
         <w:rPr>
@@ -4623,7 +4656,40 @@
           <w:shd w:val="clear" w:color="auto" w:fill="FFFFFF"/>
           <w:lang w:bidi="he-IL"/>
         </w:rPr>
-        <w:t>EC: Navigating Your Worth: AI and the Nature of Expertise</w:t>
+        <w:t xml:space="preserve">Harvard Economics Department </w:t>
+      </w:r>
+      <w:r>
+        <w:rPr>
+          <w:rFonts w:asciiTheme="minorHAnsi" w:hAnsiTheme="minorHAnsi" w:cstheme="minorBidi"/>
+          <w:color w:val="000000" w:themeColor="text1"/>
+          <w:sz w:val="22"/>
+          <w:szCs w:val="22"/>
+          <w:shd w:val="clear" w:color="auto" w:fill="FFFFFF"/>
+          <w:lang w:bidi="he-IL"/>
+        </w:rPr>
+        <w:t>(Guest</w:t>
+      </w:r>
+      <w:r>
+        <w:rPr>
+          <w:rFonts w:asciiTheme="minorHAnsi" w:hAnsiTheme="minorHAnsi" w:cstheme="minorBidi"/>
+          <w:color w:val="000000" w:themeColor="text1"/>
+          <w:sz w:val="22"/>
+          <w:szCs w:val="22"/>
+          <w:shd w:val="clear" w:color="auto" w:fill="FFFFFF"/>
+          <w:lang w:bidi="he-IL"/>
+        </w:rPr>
+        <w:t xml:space="preserve"> Lecturer</w:t>
+      </w:r>
+      <w:r>
+        <w:rPr>
+          <w:rFonts w:asciiTheme="minorHAnsi" w:hAnsiTheme="minorHAnsi" w:cstheme="minorBidi"/>
+          <w:color w:val="000000" w:themeColor="text1"/>
+          <w:sz w:val="22"/>
+          <w:szCs w:val="22"/>
+          <w:shd w:val="clear" w:color="auto" w:fill="FFFFFF"/>
+          <w:lang w:bidi="he-IL"/>
+        </w:rPr>
+        <w:t>)</w:t>
       </w:r>
     </w:p>
     <w:p>
@@ -4633,6 +4699,12 @@
         </w:tabs>
         <w:spacing w:before="100" w:after="60"/>
         <w:rPr>
+          <w:sz w:val="22"/>
+          <w:szCs w:val="22"/>
+        </w:rPr>
+      </w:pPr>
+      <w:r>
+        <w:rPr>
           <w:rFonts w:asciiTheme="minorHAnsi" w:hAnsiTheme="minorHAnsi" w:cstheme="minorBidi"/>
           <w:color w:val="000000" w:themeColor="text1"/>
           <w:sz w:val="22"/>
@@ -4640,7 +4712,8 @@
           <w:shd w:val="clear" w:color="auto" w:fill="FFFFFF"/>
           <w:lang w:bidi="he-IL"/>
         </w:rPr>
-      </w:pPr>
+        <w:t>202</w:t>
+      </w:r>
       <w:r>
         <w:rPr>
           <w:rFonts w:asciiTheme="minorHAnsi" w:hAnsiTheme="minorHAnsi" w:cstheme="minorBidi"/>
@@ -4650,7 +4723,14 @@
           <w:shd w:val="clear" w:color="auto" w:fill="FFFFFF"/>
           <w:lang w:bidi="he-IL"/>
         </w:rPr>
-        <w:t>2024 --</w:t>
+        <w:t>4 --</w:t>
+      </w:r>
+      <w:r>
+        <w:rPr>
+          <w:sz w:val="22"/>
+          <w:szCs w:val="22"/>
+        </w:rPr>
+        <w:tab/>
       </w:r>
       <w:r>
         <w:rPr>
@@ -4661,8 +4741,7 @@
           <w:shd w:val="clear" w:color="auto" w:fill="FFFFFF"/>
           <w:lang w:bidi="he-IL"/>
         </w:rPr>
-        <w:tab/>
-        <w:t xml:space="preserve">SIP: Today’s Labor Market (joint with Career Services) </w:t>
+        <w:t>EC: Navigating Your Worth: AI and the Nature of Expertise</w:t>
       </w:r>
     </w:p>
     <w:p>
@@ -4689,7 +4768,7 @@
           <w:shd w:val="clear" w:color="auto" w:fill="FFFFFF"/>
           <w:lang w:bidi="he-IL"/>
         </w:rPr>
-        <w:t xml:space="preserve">2024 -- </w:t>
+        <w:t>2024 --</w:t>
       </w:r>
       <w:r>
         <w:rPr>
@@ -4701,7 +4780,7 @@
           <w:lang w:bidi="he-IL"/>
         </w:rPr>
         <w:tab/>
-        <w:t>Weekend Sprints: Navigating your Worth: AI and the Nature of Expertise</w:t>
+        <w:t xml:space="preserve">SIP: Today’s Labor Market (joint with Career Services) </w:t>
       </w:r>
     </w:p>
     <w:p>
@@ -4715,6 +4794,45 @@
           <w:color w:val="000000" w:themeColor="text1"/>
           <w:sz w:val="22"/>
           <w:szCs w:val="22"/>
+          <w:shd w:val="clear" w:color="auto" w:fill="FFFFFF"/>
+          <w:lang w:bidi="he-IL"/>
+        </w:rPr>
+      </w:pPr>
+      <w:r>
+        <w:rPr>
+          <w:rFonts w:asciiTheme="minorHAnsi" w:hAnsiTheme="minorHAnsi" w:cstheme="minorBidi"/>
+          <w:color w:val="000000" w:themeColor="text1"/>
+          <w:sz w:val="22"/>
+          <w:szCs w:val="22"/>
+          <w:shd w:val="clear" w:color="auto" w:fill="FFFFFF"/>
+          <w:lang w:bidi="he-IL"/>
+        </w:rPr>
+        <w:t xml:space="preserve">2024 -- </w:t>
+      </w:r>
+      <w:r>
+        <w:rPr>
+          <w:rFonts w:asciiTheme="minorHAnsi" w:hAnsiTheme="minorHAnsi" w:cstheme="minorBidi"/>
+          <w:color w:val="000000" w:themeColor="text1"/>
+          <w:sz w:val="22"/>
+          <w:szCs w:val="22"/>
+          <w:shd w:val="clear" w:color="auto" w:fill="FFFFFF"/>
+          <w:lang w:bidi="he-IL"/>
+        </w:rPr>
+        <w:tab/>
+        <w:t>Weekend Sprints: Navigating your Worth: AI and the Nature of Expertise</w:t>
+      </w:r>
+    </w:p>
+    <w:p>
+      <w:pPr>
+        <w:tabs>
+          <w:tab w:val="left" w:pos="1440"/>
+        </w:tabs>
+        <w:spacing w:before="100" w:after="60"/>
+        <w:rPr>
+          <w:rFonts w:asciiTheme="minorHAnsi" w:hAnsiTheme="minorHAnsi" w:cstheme="minorBidi"/>
+          <w:color w:val="000000" w:themeColor="text1"/>
+          <w:sz w:val="22"/>
+          <w:szCs w:val="22"/>
           <w:lang w:bidi="he-IL"/>
         </w:rPr>
       </w:pPr>
@@ -4871,14 +4989,7 @@
           <w:sz w:val="22"/>
           <w:szCs w:val="22"/>
         </w:rPr>
-        <w:t>2026</w:t>
-      </w:r>
-      <w:r>
-        <w:rPr>
-          <w:sz w:val="22"/>
-          <w:szCs w:val="22"/>
-        </w:rPr>
-        <w:tab/>
+        <w:t>2018 – present</w:t>
       </w:r>
       <w:r>
         <w:rPr>
@@ -4896,7 +5007,7 @@
           <w:sz w:val="22"/>
           <w:szCs w:val="22"/>
         </w:rPr>
-        <w:t>Labor Economics</w:t>
+        <w:t>PhD</w:t>
       </w:r>
       <w:r>
         <w:rPr>
@@ -4907,7 +5018,7 @@
           <w:sz w:val="22"/>
           <w:szCs w:val="22"/>
         </w:rPr>
-        <w:t xml:space="preserve">, </w:t>
+        <w:t xml:space="preserve"> </w:t>
       </w:r>
       <w:r>
         <w:rPr>
@@ -4918,7 +5029,7 @@
           <w:sz w:val="22"/>
           <w:szCs w:val="22"/>
         </w:rPr>
-        <w:t xml:space="preserve">Economics Department, </w:t>
+        <w:t>Theoretical</w:t>
       </w:r>
       <w:r>
         <w:rPr>
@@ -4929,7 +5040,7 @@
           <w:sz w:val="22"/>
           <w:szCs w:val="22"/>
         </w:rPr>
-        <w:t xml:space="preserve">PhD Course </w:t>
+        <w:t xml:space="preserve"> and Empirical Perspectives on Entrepreneurship</w:t>
       </w:r>
       <w:r>
         <w:rPr>
@@ -4940,60 +5051,7 @@
           <w:sz w:val="22"/>
           <w:szCs w:val="22"/>
         </w:rPr>
-        <w:t>Guest</w:t>
-      </w:r>
-    </w:p>
-    <w:p>
-      <w:pPr>
-        <w:pStyle w:val="Accomplishmentshdg2"/>
-        <w:rPr>
-          <w:rFonts w:asciiTheme="minorHAnsi" w:hAnsiTheme="minorHAnsi" w:cstheme="minorBidi"/>
-          <w:b w:val="0"/>
-          <w:bCs w:val="0"/>
-          <w:color w:val="000000" w:themeColor="text1"/>
-          <w:sz w:val="22"/>
-          <w:szCs w:val="22"/>
-        </w:rPr>
-      </w:pPr>
-      <w:r>
-        <w:rPr>
-          <w:rFonts w:asciiTheme="minorHAnsi" w:hAnsiTheme="minorHAnsi" w:cstheme="minorBidi"/>
-          <w:b w:val="0"/>
-          <w:bCs w:val="0"/>
-          <w:color w:val="000000" w:themeColor="text1"/>
-          <w:sz w:val="22"/>
-          <w:szCs w:val="22"/>
-        </w:rPr>
-        <w:t>2018 – present</w:t>
-      </w:r>
-      <w:r>
-        <w:rPr>
-          <w:sz w:val="22"/>
-          <w:szCs w:val="22"/>
-        </w:rPr>
-        <w:tab/>
-      </w:r>
-      <w:r>
-        <w:rPr>
-          <w:rFonts w:asciiTheme="minorHAnsi" w:hAnsiTheme="minorHAnsi" w:cstheme="minorBidi"/>
-          <w:b w:val="0"/>
-          <w:bCs w:val="0"/>
-          <w:color w:val="000000" w:themeColor="text1"/>
-          <w:sz w:val="22"/>
-          <w:szCs w:val="22"/>
-        </w:rPr>
-        <w:t xml:space="preserve">Theoretical and Empirical Perspectives on Entrepreneurship, PhD Course </w:t>
-      </w:r>
-      <w:r>
-        <w:rPr>
-          <w:rFonts w:asciiTheme="minorHAnsi" w:hAnsiTheme="minorHAnsi" w:cstheme="minorBidi"/>
-          <w:b w:val="0"/>
-          <w:bCs w:val="0"/>
-          <w:color w:val="000000" w:themeColor="text1"/>
-          <w:sz w:val="22"/>
-          <w:szCs w:val="22"/>
-        </w:rPr>
-        <w:t>Guest</w:t>
+        <w:t xml:space="preserve"> (Guest Lecturer)</w:t>
       </w:r>
     </w:p>
     <w:p>
@@ -5247,7 +5305,27 @@
           <w:szCs w:val="22"/>
           <w:lang w:bidi="he-IL"/>
         </w:rPr>
-        <w:t>University of Michigan (joint Economics/Business), Advances in Field Experiments (Keynote Speaker, University of Chicago), CEPR Labor Economics (Keynote Speaker), University of Wisconsin Economics, Middlebury, Bocconi</w:t>
+        <w:t xml:space="preserve">University of Michigan (joint Economics/Business), Advances in Field Experiments (Keynote Speaker, University of Chicago), CEPR Labor Economics (Keynote Speaker), </w:t>
+      </w:r>
+      <w:r>
+        <w:rPr>
+          <w:rFonts w:asciiTheme="minorHAnsi" w:hAnsiTheme="minorHAnsi" w:cstheme="minorBidi"/>
+          <w:color w:val="000000" w:themeColor="text1"/>
+          <w:sz w:val="22"/>
+          <w:szCs w:val="22"/>
+          <w:lang w:bidi="he-IL"/>
+        </w:rPr>
+        <w:t xml:space="preserve">EALE (Keynote), USC (Economics Department), Census, </w:t>
+      </w:r>
+      <w:r>
+        <w:rPr>
+          <w:rFonts w:asciiTheme="minorHAnsi" w:hAnsiTheme="minorHAnsi" w:cstheme="minorBidi"/>
+          <w:color w:val="000000" w:themeColor="text1"/>
+          <w:sz w:val="22"/>
+          <w:szCs w:val="22"/>
+          <w:lang w:bidi="he-IL"/>
+        </w:rPr>
+        <w:t>University of Wisconsin Economics, Middlebury, Bocconi</w:t>
       </w:r>
       <w:r>
         <w:rPr>
@@ -6219,47 +6297,7 @@
           <w:sz w:val="22"/>
           <w:szCs w:val="22"/>
         </w:rPr>
-        <w:t>Wilbur Townsend</w:t>
-      </w:r>
-      <w:r>
-        <w:rPr>
-          <w:rFonts w:asciiTheme="minorHAnsi" w:hAnsiTheme="minorHAnsi" w:cstheme="minorBidi"/>
-          <w:i/>
-          <w:sz w:val="22"/>
-          <w:szCs w:val="22"/>
-        </w:rPr>
-        <w:t xml:space="preserve"> (Harvard Econ PhD candidate, committee </w:t>
-      </w:r>
-      <w:proofErr w:type="spellStart"/>
-      <w:proofErr w:type="gramStart"/>
-      <w:r>
-        <w:rPr>
-          <w:rFonts w:asciiTheme="minorHAnsi" w:hAnsiTheme="minorHAnsi" w:cstheme="minorBidi"/>
-          <w:i/>
-          <w:sz w:val="22"/>
-          <w:szCs w:val="22"/>
-        </w:rPr>
-        <w:t>member</w:t>
-      </w:r>
-      <w:r>
-        <w:rPr>
-          <w:rFonts w:asciiTheme="minorHAnsi" w:hAnsiTheme="minorHAnsi" w:cstheme="minorBidi"/>
-          <w:i/>
-          <w:sz w:val="22"/>
-          <w:szCs w:val="22"/>
-        </w:rPr>
-        <w:t>,first</w:t>
-      </w:r>
-      <w:proofErr w:type="spellEnd"/>
-      <w:proofErr w:type="gramEnd"/>
-      <w:r>
-        <w:rPr>
-          <w:rFonts w:asciiTheme="minorHAnsi" w:hAnsiTheme="minorHAnsi" w:cstheme="minorBidi"/>
-          <w:i/>
-          <w:sz w:val="22"/>
-          <w:szCs w:val="22"/>
-        </w:rPr>
-        <w:t xml:space="preserve"> appt: Berkeley AP, Thesis Topics: Labor, Bargaining, Immigration)</w:t>
+        <w:t xml:space="preserve">Maya Roy </w:t>
       </w:r>
       <w:r>
         <w:rPr>
@@ -6269,7 +6307,7 @@
           <w:sz w:val="22"/>
           <w:szCs w:val="22"/>
         </w:rPr>
-        <w:t>)</w:t>
+        <w:t>(</w:t>
       </w:r>
       <w:r>
         <w:rPr>
@@ -6279,11 +6317,92 @@
           <w:sz w:val="22"/>
           <w:szCs w:val="22"/>
         </w:rPr>
+        <w:t>H</w:t>
+      </w:r>
+      <w:r>
+        <w:rPr>
+          <w:rFonts w:asciiTheme="minorHAnsi" w:hAnsiTheme="minorHAnsi" w:cstheme="minorBidi"/>
+          <w:i/>
+          <w:sz w:val="22"/>
+          <w:szCs w:val="22"/>
+        </w:rPr>
+        <w:t>arvard Econ PhD candidate, committee member</w:t>
+      </w:r>
+      <w:r>
+        <w:rPr>
+          <w:rFonts w:asciiTheme="minorHAnsi" w:hAnsiTheme="minorHAnsi" w:cstheme="minorBidi"/>
+          <w:sz w:val="22"/>
+          <w:szCs w:val="22"/>
+        </w:rPr>
+        <w:t xml:space="preserve">) </w:t>
+      </w:r>
+      <w:r>
+        <w:rPr>
+          <w:rFonts w:asciiTheme="minorHAnsi" w:hAnsiTheme="minorHAnsi" w:cstheme="minorBidi"/>
+          <w:sz w:val="22"/>
+          <w:szCs w:val="22"/>
+        </w:rPr>
+        <w:t>Wilbur Townsend</w:t>
+      </w:r>
+      <w:r>
+        <w:rPr>
+          <w:rFonts w:asciiTheme="minorHAnsi" w:hAnsiTheme="minorHAnsi" w:cstheme="minorBidi"/>
+          <w:i/>
+          <w:sz w:val="22"/>
+          <w:szCs w:val="22"/>
+        </w:rPr>
+        <w:t xml:space="preserve"> (Harvard Econ PhD candidate, committee member</w:t>
+      </w:r>
+      <w:r>
+        <w:rPr>
+          <w:rFonts w:asciiTheme="minorHAnsi" w:hAnsiTheme="minorHAnsi" w:cstheme="minorBidi"/>
+          <w:i/>
+          <w:sz w:val="22"/>
+          <w:szCs w:val="22"/>
+        </w:rPr>
+        <w:t>,</w:t>
+      </w:r>
+      <w:r>
+        <w:rPr>
+          <w:rFonts w:asciiTheme="minorHAnsi" w:hAnsiTheme="minorHAnsi" w:cstheme="minorBidi"/>
+          <w:i/>
+          <w:sz w:val="22"/>
+          <w:szCs w:val="22"/>
+        </w:rPr>
         <w:t xml:space="preserve"> </w:t>
       </w:r>
       <w:r>
         <w:rPr>
           <w:rFonts w:asciiTheme="minorHAnsi" w:hAnsiTheme="minorHAnsi" w:cstheme="minorBidi"/>
+          <w:i/>
+          <w:sz w:val="22"/>
+          <w:szCs w:val="22"/>
+        </w:rPr>
+        <w:t>first appt: Berkeley AP, Thesis Topics: Labor, Bargaining, Immigration)</w:t>
+      </w:r>
+      <w:r>
+        <w:rPr>
+          <w:rFonts w:asciiTheme="minorHAnsi" w:hAnsiTheme="minorHAnsi" w:cstheme="minorBidi"/>
+          <w:i/>
+          <w:iCs/>
+          <w:sz w:val="22"/>
+          <w:szCs w:val="22"/>
+        </w:rPr>
+        <w:t>)</w:t>
+      </w:r>
+      <w:r>
+        <w:rPr>
+          <w:rFonts w:asciiTheme="minorHAnsi" w:hAnsiTheme="minorHAnsi" w:cstheme="minorBidi"/>
+          <w:i/>
+          <w:iCs/>
+          <w:sz w:val="22"/>
+          <w:szCs w:val="22"/>
+        </w:rPr>
+        <w:t xml:space="preserve"> </w:t>
+      </w:r>
+      <w:r>
+        <w:rPr>
+          <w:rFonts w:asciiTheme="minorHAnsi" w:hAnsiTheme="minorHAnsi" w:cstheme="minorBidi"/>
           <w:sz w:val="22"/>
           <w:szCs w:val="22"/>
         </w:rPr>
@@ -6315,42 +6434,6 @@
           <w:szCs w:val="22"/>
         </w:rPr>
         <w:t xml:space="preserve"> AP</w:t>
-      </w:r>
-      <w:r>
-        <w:rPr>
-          <w:rFonts w:asciiTheme="minorHAnsi" w:hAnsiTheme="minorHAnsi" w:cstheme="minorBidi"/>
-          <w:i/>
-          <w:sz w:val="22"/>
-          <w:szCs w:val="22"/>
-        </w:rPr>
-        <w:t>, Ross Business School. Thesis topic</w:t>
-      </w:r>
-      <w:r>
-        <w:rPr>
-          <w:rFonts w:asciiTheme="minorHAnsi" w:hAnsiTheme="minorHAnsi" w:cstheme="minorBidi"/>
-          <w:i/>
-          <w:sz w:val="22"/>
-          <w:szCs w:val="22"/>
-        </w:rPr>
-        <w:t>s</w:t>
-      </w:r>
-      <w:r>
-        <w:rPr>
-          <w:rFonts w:asciiTheme="minorHAnsi" w:hAnsiTheme="minorHAnsi" w:cstheme="minorBidi"/>
-          <w:i/>
-          <w:sz w:val="22"/>
-          <w:szCs w:val="22"/>
-        </w:rPr>
-        <w:t>: Innovatio</w:t>
-      </w:r>
-      <w:r>
-        <w:rPr>
-          <w:rFonts w:asciiTheme="minorHAnsi" w:hAnsiTheme="minorHAnsi" w:cstheme="minorBidi"/>
-          <w:i/>
-          <w:sz w:val="22"/>
-          <w:szCs w:val="22"/>
-        </w:rPr>
-        <w:t>n, Organizations</w:t>
       </w:r>
       <w:r>
         <w:rPr>
@@ -9525,10 +9608,6 @@
 </file>
 
 <file path=customXml/item1.xml><?xml version="1.0" encoding="utf-8"?>
-<b:Sources xmlns:b="http://schemas.openxmlformats.org/officeDocument/2006/bibliography" xmlns="http://schemas.openxmlformats.org/officeDocument/2006/bibliography" SelectedStyle="\APA.XSL" StyleName="APA"/>
-</file>
-
-<file path=customXml/item2.xml><?xml version="1.0" encoding="utf-8"?>
 <p:properties xmlns:p="http://schemas.microsoft.com/office/2006/metadata/properties" xmlns:xsi="http://www.w3.org/2001/XMLSchema-instance" xmlns:pc="http://schemas.microsoft.com/office/infopath/2007/PartnerControls">
   <documentManagement>
     <_activity xmlns="3c49d0ef-42e2-4267-9e13-cb3793e5f134" xsi:nil="true"/>
@@ -9536,16 +9615,11 @@
 </p:properties>
 </file>
 
-<file path=customXml/item3.xml><?xml version="1.0" encoding="utf-8"?>
-<?mso-contentType ?>
-<FormTemplates xmlns="http://schemas.microsoft.com/sharepoint/v3/contenttype/forms">
-  <Display>DocumentLibraryForm</Display>
-  <Edit>DocumentLibraryForm</Edit>
-  <New>DocumentLibraryForm</New>
-</FormTemplates>
+<file path=customXml/item2.xml><?xml version="1.0" encoding="utf-8"?>
+<b:Sources xmlns:b="http://schemas.openxmlformats.org/officeDocument/2006/bibliography" xmlns="http://schemas.openxmlformats.org/officeDocument/2006/bibliography" SelectedStyle="\APA.XSL" StyleName="APA"/>
 </file>
 
-<file path=customXml/item4.xml><?xml version="1.0" encoding="utf-8"?>
+<file path=customXml/item3.xml><?xml version="1.0" encoding="utf-8"?>
 <ct:contentTypeSchema xmlns:ct="http://schemas.microsoft.com/office/2006/metadata/contentType" xmlns:ma="http://schemas.microsoft.com/office/2006/metadata/properties/metaAttributes" ct:_="" ma:_="" ma:contentTypeName="Document" ma:contentTypeID="0x010100D5A9A8126CA1F84A8D8E616A12A77063" ma:contentTypeVersion="9" ma:contentTypeDescription="Create a new document." ma:contentTypeScope="" ma:versionID="b97804187bcd1b671f9f0e6a4f3f1129">
   <xsd:schema xmlns:xsd="http://www.w3.org/2001/XMLSchema" xmlns:xs="http://www.w3.org/2001/XMLSchema" xmlns:p="http://schemas.microsoft.com/office/2006/metadata/properties" xmlns:ns3="3c49d0ef-42e2-4267-9e13-cb3793e5f134" xmlns:ns4="1ed1f4ab-6104-4875-8525-f3437425fd3d" targetNamespace="http://schemas.microsoft.com/office/2006/metadata/properties" ma:root="true" ma:fieldsID="0f3e5d3f8e3a4248cb58543b7afac172" ns3:_="" ns4:_="">
     <xsd:import namespace="3c49d0ef-42e2-4267-9e13-cb3793e5f134"/>
@@ -9740,15 +9814,16 @@
 </ct:contentTypeSchema>
 </file>
 
-<file path=customXml/itemProps1.xml><?xml version="1.0" encoding="utf-8"?>
-<ds:datastoreItem xmlns:ds="http://schemas.openxmlformats.org/officeDocument/2006/customXml" ds:itemID="{12844B03-A2C3-4806-B55B-ABFD6FAB4DF2}">
-  <ds:schemaRefs>
-    <ds:schemaRef ds:uri="http://schemas.openxmlformats.org/officeDocument/2006/bibliography"/>
-  </ds:schemaRefs>
-</ds:datastoreItem>
+<file path=customXml/item4.xml><?xml version="1.0" encoding="utf-8"?>
+<?mso-contentType ?>
+<FormTemplates xmlns="http://schemas.microsoft.com/sharepoint/v3/contenttype/forms">
+  <Display>DocumentLibraryForm</Display>
+  <Edit>DocumentLibraryForm</Edit>
+  <New>DocumentLibraryForm</New>
+</FormTemplates>
 </file>
 
-<file path=customXml/itemProps2.xml><?xml version="1.0" encoding="utf-8"?>
+<file path=customXml/itemProps1.xml><?xml version="1.0" encoding="utf-8"?>
 <ds:datastoreItem xmlns:ds="http://schemas.openxmlformats.org/officeDocument/2006/customXml" ds:itemID="{42D3F4E7-1800-46A1-BCCF-AA66B59C8579}">
   <ds:schemaRefs>
     <ds:schemaRef ds:uri="http://schemas.microsoft.com/office/2006/metadata/properties"/>
@@ -9758,15 +9833,15 @@
 </ds:datastoreItem>
 </file>
 
-<file path=customXml/itemProps3.xml><?xml version="1.0" encoding="utf-8"?>
-<ds:datastoreItem xmlns:ds="http://schemas.openxmlformats.org/officeDocument/2006/customXml" ds:itemID="{1289A8B1-6E9A-4135-8F21-DE7DAD867438}">
+<file path=customXml/itemProps2.xml><?xml version="1.0" encoding="utf-8"?>
+<ds:datastoreItem xmlns:ds="http://schemas.openxmlformats.org/officeDocument/2006/customXml" ds:itemID="{12844B03-A2C3-4806-B55B-ABFD6FAB4DF2}">
   <ds:schemaRefs>
-    <ds:schemaRef ds:uri="http://schemas.microsoft.com/sharepoint/v3/contenttype/forms"/>
+    <ds:schemaRef ds:uri="http://schemas.openxmlformats.org/officeDocument/2006/bibliography"/>
   </ds:schemaRefs>
 </ds:datastoreItem>
 </file>
 
-<file path=customXml/itemProps4.xml><?xml version="1.0" encoding="utf-8"?>
+<file path=customXml/itemProps3.xml><?xml version="1.0" encoding="utf-8"?>
 <ds:datastoreItem xmlns:ds="http://schemas.openxmlformats.org/officeDocument/2006/customXml" ds:itemID="{477A09F2-0861-4209-9DD6-6829B5DDC9B0}">
   <ds:schemaRefs>
     <ds:schemaRef ds:uri="http://schemas.microsoft.com/office/2006/metadata/contentType"/>
@@ -9783,4 +9858,12 @@
     <ds:schemaRef ds:uri="http://schemas.microsoft.com/internal/obd"/>
   </ds:schemaRefs>
 </ds:datastoreItem>
+</file>
+
+<file path=customXml/itemProps4.xml><?xml version="1.0" encoding="utf-8"?>
+<ds:datastoreItem xmlns:ds="http://schemas.openxmlformats.org/officeDocument/2006/customXml" ds:itemID="{1289A8B1-6E9A-4135-8F21-DE7DAD867438}">
+  <ds:schemaRefs>
+    <ds:schemaRef ds:uri="http://schemas.microsoft.com/sharepoint/v3/contenttype/forms"/>
+  </ds:schemaRefs>
+</ds:datastoreItem>
 </file>
--- a/assets/docs/Cullen_Zoe_CV 202609.docx
+++ b/assets/docs/Cullen_Zoe_CV 202609.docx
@@ -1,6 +1,6 @@
 
 <file path=word/document.xml><?xml version="1.0" encoding="utf-8"?>
-<w:document xmlns:wpc="http://schemas.microsoft.com/office/word/2010/wordprocessingCanvas" xmlns:cx="http://schemas.microsoft.com/office/drawing/2014/chartex" xmlns:cx1="http://schemas.microsoft.com/office/drawing/2015/9/8/chartex" xmlns:cx2="http://schemas.microsoft.com/office/drawing/2015/10/21/chartex" xmlns:cx3="http://schemas.microsoft.com/office/drawing/2016/5/9/chartex" xmlns:cx4="http://schemas.microsoft.com/office/drawing/2016/5/10/chartex" xmlns:cx5="http://schemas.microsoft.com/office/drawing/2016/5/11/chartex" xmlns:cx6="http://schemas.microsoft.com/office/drawing/2016/5/12/chartex" xmlns:cx7="http://schemas.microsoft.com/office/drawing/2016/5/13/chartex" xmlns:cx8="http://schemas.microsoft.com/office/drawing/2016/5/14/chartex" xmlns:mc="http://schemas.openxmlformats.org/markup-compatibility/2006" xmlns:m="http://schemas.openxmlformats.org/officeDocument/2006/math" xmlns:aink="http://schemas.microsoft.com/office/drawing/2016/ink" xmlns:am3d="http://schemas.microsoft.com/office/drawing/2017/model3d" xmlns:oel="http://schemas.microsoft.com/office/2019/extlst" xmlns:r="http://schemas.openxmlformats.org/officeDocument/2006/relationships" xmlns:wp14="http://schemas.microsoft.com/office/word/2010/wordprocessingDrawing" xmlns:wp="http://schemas.openxmlformats.org/drawingml/2006/wordprocessingDrawing" xmlns:wpg="http://schemas.microsoft.com/office/word/2010/wordprocessingGroup" xmlns:wpi="http://schemas.microsoft.com/office/word/2010/wordprocessingInk" xmlns:wps="http://schemas.microsoft.com/office/word/2010/wordprocessingShape" xmlns:o="urn:schemas-microsoft-com:office:office" xmlns:v="urn:schemas-microsoft-com:vml" xmlns:w10="urn:schemas-microsoft-com:office:word" xmlns:w="http://schemas.openxmlformats.org/wordprocessingml/2006/main" xmlns:w14="http://schemas.microsoft.com/office/word/2010/wordml" xmlns:w15="http://schemas.microsoft.com/office/word/2012/wordml" xmlns:w16cei="http://schemas.microsoft.com/office/word/2026/wordml/cei" xmlns:w16cex="http://schemas.microsoft.com/office/word/2018/wordml/cex" xmlns:w16cid="http://schemas.microsoft.com/office/word/2016/wordml/cid" xmlns:w16="http://schemas.microsoft.com/office/word/2018/wordml" xmlns:w16sdtdh="http://schemas.microsoft.com/office/word/2020/wordml/sdtdatahash" xmlns:w16sdtfl="http://schemas.microsoft.com/office/word/2024/wordml/sdtformatlock" xmlns:w16se="http://schemas.microsoft.com/office/word/2015/wordml/symex" xmlns:w16du="http://schemas.microsoft.com/office/word/2023/wordml/word16du" xmlns:wne="http://schemas.microsoft.com/office/word/2006/wordml" mc:Ignorable="w14 w15 w16se w16cid w16 w16cex w16sdtdh w16sdtfl w16du wp14">
+<w:document xmlns:wpc="http://schemas.microsoft.com/office/word/2010/wordprocessingCanvas" xmlns:cx="http://schemas.microsoft.com/office/drawing/2014/chartex" xmlns:cx1="http://schemas.microsoft.com/office/drawing/2015/9/8/chartex" xmlns:cx2="http://schemas.microsoft.com/office/drawing/2015/10/21/chartex" xmlns:cx3="http://schemas.microsoft.com/office/drawing/2016/5/9/chartex" xmlns:cx4="http://schemas.microsoft.com/office/drawing/2016/5/10/chartex" xmlns:cx5="http://schemas.microsoft.com/office/drawing/2016/5/11/chartex" xmlns:cx6="http://schemas.microsoft.com/office/drawing/2016/5/12/chartex" xmlns:cx7="http://schemas.microsoft.com/office/drawing/2016/5/13/chartex" xmlns:cx8="http://schemas.microsoft.com/office/drawing/2016/5/14/chartex" xmlns:mc="http://schemas.openxmlformats.org/markup-compatibility/2006" xmlns:m="http://schemas.openxmlformats.org/officeDocument/2006/math" xmlns:aink="http://schemas.microsoft.com/office/drawing/2016/ink" xmlns:am3d="http://schemas.microsoft.com/office/drawing/2017/model3d" xmlns:oel="http://schemas.microsoft.com/office/2019/extlst" xmlns:r="http://schemas.openxmlformats.org/officeDocument/2006/relationships" xmlns:wp14="http://schemas.microsoft.com/office/word/2010/wordprocessingDrawing" xmlns:wp="http://schemas.openxmlformats.org/drawingml/2006/wordprocessingDrawing" xmlns:wpg="http://schemas.microsoft.com/office/word/2010/wordprocessingGroup" xmlns:wpi="http://schemas.microsoft.com/office/word/2010/wordprocessingInk" xmlns:wps="http://schemas.microsoft.com/office/word/2010/wordprocessingShape" xmlns:o="urn:schemas-microsoft-com:office:office" xmlns:v="urn:schemas-microsoft-com:vml" xmlns:w10="urn:schemas-microsoft-com:office:word" xmlns:w="http://schemas.openxmlformats.org/wordprocessingml/2006/main" xmlns:w14="http://schemas.microsoft.com/office/word/2010/wordml" xmlns:w15="http://schemas.microsoft.com/office/word/2012/wordml" xmlns:w16cex="http://schemas.microsoft.com/office/word/2018/wordml/cex" xmlns:w16cid="http://schemas.microsoft.com/office/word/2016/wordml/cid" xmlns:w16="http://schemas.microsoft.com/office/word/2018/wordml" xmlns:w16sdtdh="http://schemas.microsoft.com/office/word/2020/wordml/sdtdatahash" xmlns:w16sdtfl="http://schemas.microsoft.com/office/word/2024/wordml/sdtformatlock" xmlns:w16se="http://schemas.microsoft.com/office/word/2015/wordml/symex" xmlns:w16du="http://schemas.microsoft.com/office/word/2023/wordml/word16du" xmlns:wne="http://schemas.microsoft.com/office/word/2006/wordml" mc:Ignorable="w14 w15 w16se w16cid w16 w16cex w16sdtdh w16sdtfl w16du wp14">
   <w:body>
     <w:p>
       <w:pPr>
@@ -2276,15 +2276,7 @@
           <w:sz w:val="22"/>
           <w:szCs w:val="22"/>
         </w:rPr>
-        <w:t xml:space="preserve">” </w:t>
-      </w:r>
-      <w:r>
-        <w:rPr>
-          <w:rFonts w:asciiTheme="minorHAnsi" w:hAnsiTheme="minorHAnsi" w:cstheme="minorBidi"/>
-          <w:sz w:val="22"/>
-          <w:szCs w:val="22"/>
-        </w:rPr>
-        <w:t>Accepted</w:t>
+        <w:t>”</w:t>
       </w:r>
       <w:r>
         <w:rPr>
@@ -2294,7 +2286,27 @@
           <w:sz w:val="22"/>
           <w:szCs w:val="22"/>
         </w:rPr>
-        <w:t>, Quarterly Journal of Economics (2025)</w:t>
+        <w:t xml:space="preserve"> Quarterly Journal of Economics (</w:t>
+      </w:r>
+      <w:r>
+        <w:rPr>
+          <w:rFonts w:asciiTheme="minorHAnsi" w:hAnsiTheme="minorHAnsi" w:cstheme="minorBidi"/>
+          <w:i/>
+          <w:iCs/>
+          <w:sz w:val="22"/>
+          <w:szCs w:val="22"/>
+        </w:rPr>
+        <w:t>Forthcoming, Feb 2027</w:t>
+      </w:r>
+      <w:r>
+        <w:rPr>
+          <w:rFonts w:asciiTheme="minorHAnsi" w:hAnsiTheme="minorHAnsi" w:cstheme="minorBidi"/>
+          <w:i/>
+          <w:iCs/>
+          <w:sz w:val="22"/>
+          <w:szCs w:val="22"/>
+        </w:rPr>
+        <w:t>)</w:t>
       </w:r>
     </w:p>
     <w:p>
@@ -6307,17 +6319,7 @@
           <w:sz w:val="22"/>
           <w:szCs w:val="22"/>
         </w:rPr>
-        <w:t>(</w:t>
-      </w:r>
-      <w:r>
-        <w:rPr>
-          <w:rFonts w:asciiTheme="minorHAnsi" w:hAnsiTheme="minorHAnsi" w:cstheme="minorBidi"/>
-          <w:i/>
-          <w:iCs/>
-          <w:sz w:val="22"/>
-          <w:szCs w:val="22"/>
-        </w:rPr>
-        <w:t>H</w:t>
+        <w:t>(H</w:t>
       </w:r>
       <w:r>
         <w:rPr>
@@ -6669,7 +6671,7 @@
 </file>
 
 <file path=word/endnotes.xml><?xml version="1.0" encoding="utf-8"?>
-<w:endnotes xmlns:wpc="http://schemas.microsoft.com/office/word/2010/wordprocessingCanvas" xmlns:cx="http://schemas.microsoft.com/office/drawing/2014/chartex" xmlns:cx1="http://schemas.microsoft.com/office/drawing/2015/9/8/chartex" xmlns:cx2="http://schemas.microsoft.com/office/drawing/2015/10/21/chartex" xmlns:cx3="http://schemas.microsoft.com/office/drawing/2016/5/9/chartex" xmlns:cx4="http://schemas.microsoft.com/office/drawing/2016/5/10/chartex" xmlns:cx5="http://schemas.microsoft.com/office/drawing/2016/5/11/chartex" xmlns:cx6="http://schemas.microsoft.com/office/drawing/2016/5/12/chartex" xmlns:cx7="http://schemas.microsoft.com/office/drawing/2016/5/13/chartex" xmlns:cx8="http://schemas.microsoft.com/office/drawing/2016/5/14/chartex" xmlns:mc="http://schemas.openxmlformats.org/markup-compatibility/2006" xmlns:m="http://schemas.openxmlformats.org/officeDocument/2006/math" xmlns:aink="http://schemas.microsoft.com/office/drawing/2016/ink" xmlns:am3d="http://schemas.microsoft.com/office/drawing/2017/model3d" xmlns:oel="http://schemas.microsoft.com/office/2019/extlst" xmlns:r="http://schemas.openxmlformats.org/officeDocument/2006/relationships" xmlns:wp14="http://schemas.microsoft.com/office/word/2010/wordprocessingDrawing" xmlns:wp="http://schemas.openxmlformats.org/drawingml/2006/wordprocessingDrawing" xmlns:wpg="http://schemas.microsoft.com/office/word/2010/wordprocessingGroup" xmlns:wpi="http://schemas.microsoft.com/office/word/2010/wordprocessingInk" xmlns:wps="http://schemas.microsoft.com/office/word/2010/wordprocessingShape" xmlns:o="urn:schemas-microsoft-com:office:office" xmlns:v="urn:schemas-microsoft-com:vml" xmlns:w10="urn:schemas-microsoft-com:office:word" xmlns:w="http://schemas.openxmlformats.org/wordprocessingml/2006/main" xmlns:w14="http://schemas.microsoft.com/office/word/2010/wordml" xmlns:w15="http://schemas.microsoft.com/office/word/2012/wordml" xmlns:w16cei="http://schemas.microsoft.com/office/word/2026/wordml/cei" xmlns:w16cex="http://schemas.microsoft.com/office/word/2018/wordml/cex" xmlns:w16cid="http://schemas.microsoft.com/office/word/2016/wordml/cid" xmlns:w16="http://schemas.microsoft.com/office/word/2018/wordml" xmlns:w16sdtdh="http://schemas.microsoft.com/office/word/2020/wordml/sdtdatahash" xmlns:w16sdtfl="http://schemas.microsoft.com/office/word/2024/wordml/sdtformatlock" xmlns:w16se="http://schemas.microsoft.com/office/word/2015/wordml/symex" xmlns:w16du="http://schemas.microsoft.com/office/word/2023/wordml/word16du" xmlns:wne="http://schemas.microsoft.com/office/word/2006/wordml" mc:Ignorable="w14 w15 w16se w16cid w16 w16cex w16sdtdh w16sdtfl w16du wp14">
+<w:endnotes xmlns:wpc="http://schemas.microsoft.com/office/word/2010/wordprocessingCanvas" xmlns:cx="http://schemas.microsoft.com/office/drawing/2014/chartex" xmlns:cx1="http://schemas.microsoft.com/office/drawing/2015/9/8/chartex" xmlns:cx2="http://schemas.microsoft.com/office/drawing/2015/10/21/chartex" xmlns:cx3="http://schemas.microsoft.com/office/drawing/2016/5/9/chartex" xmlns:cx4="http://schemas.microsoft.com/office/drawing/2016/5/10/chartex" xmlns:cx5="http://schemas.microsoft.com/office/drawing/2016/5/11/chartex" xmlns:cx6="http://schemas.microsoft.com/office/drawing/2016/5/12/chartex" xmlns:cx7="http://schemas.microsoft.com/office/drawing/2016/5/13/chartex" xmlns:cx8="http://schemas.microsoft.com/office/drawing/2016/5/14/chartex" xmlns:mc="http://schemas.openxmlformats.org/markup-compatibility/2006" xmlns:m="http://schemas.openxmlformats.org/officeDocument/2006/math" xmlns:aink="http://schemas.microsoft.com/office/drawing/2016/ink" xmlns:am3d="http://schemas.microsoft.com/office/drawing/2017/model3d" xmlns:oel="http://schemas.microsoft.com/office/2019/extlst" xmlns:r="http://schemas.openxmlformats.org/officeDocument/2006/relationships" xmlns:wp14="http://schemas.microsoft.com/office/word/2010/wordprocessingDrawing" xmlns:wp="http://schemas.openxmlformats.org/drawingml/2006/wordprocessingDrawing" xmlns:wpg="http://schemas.microsoft.com/office/word/2010/wordprocessingGroup" xmlns:wpi="http://schemas.microsoft.com/office/word/2010/wordprocessingInk" xmlns:wps="http://schemas.microsoft.com/office/word/2010/wordprocessingShape" xmlns:o="urn:schemas-microsoft-com:office:office" xmlns:v="urn:schemas-microsoft-com:vml" xmlns:w10="urn:schemas-microsoft-com:office:word" xmlns:w="http://schemas.openxmlformats.org/wordprocessingml/2006/main" xmlns:w14="http://schemas.microsoft.com/office/word/2010/wordml" xmlns:w15="http://schemas.microsoft.com/office/word/2012/wordml" xmlns:w16cex="http://schemas.microsoft.com/office/word/2018/wordml/cex" xmlns:w16cid="http://schemas.microsoft.com/office/word/2016/wordml/cid" xmlns:w16="http://schemas.microsoft.com/office/word/2018/wordml" xmlns:w16sdtdh="http://schemas.microsoft.com/office/word/2020/wordml/sdtdatahash" xmlns:w16sdtfl="http://schemas.microsoft.com/office/word/2024/wordml/sdtformatlock" xmlns:w16se="http://schemas.microsoft.com/office/word/2015/wordml/symex" xmlns:w16du="http://schemas.microsoft.com/office/word/2023/wordml/word16du" xmlns:wne="http://schemas.microsoft.com/office/word/2006/wordml" mc:Ignorable="w14 w15 w16se w16cid w16 w16cex w16sdtdh w16sdtfl w16du wp14">
   <w:endnote w:type="separator" w:id="-1">
     <w:p>
       <w:r>
@@ -6691,7 +6693,7 @@
 </file>
 
 <file path=word/footer1.xml><?xml version="1.0" encoding="utf-8"?>
-<w:ftr xmlns:wpc="http://schemas.microsoft.com/office/word/2010/wordprocessingCanvas" xmlns:cx="http://schemas.microsoft.com/office/drawing/2014/chartex" xmlns:cx1="http://schemas.microsoft.com/office/drawing/2015/9/8/chartex" xmlns:cx2="http://schemas.microsoft.com/office/drawing/2015/10/21/chartex" xmlns:cx3="http://schemas.microsoft.com/office/drawing/2016/5/9/chartex" xmlns:cx4="http://schemas.microsoft.com/office/drawing/2016/5/10/chartex" xmlns:cx5="http://schemas.microsoft.com/office/drawing/2016/5/11/chartex" xmlns:cx6="http://schemas.microsoft.com/office/drawing/2016/5/12/chartex" xmlns:cx7="http://schemas.microsoft.com/office/drawing/2016/5/13/chartex" xmlns:cx8="http://schemas.microsoft.com/office/drawing/2016/5/14/chartex" xmlns:mc="http://schemas.openxmlformats.org/markup-compatibility/2006" xmlns:m="http://schemas.openxmlformats.org/officeDocument/2006/math" xmlns:aink="http://schemas.microsoft.com/office/drawing/2016/ink" xmlns:am3d="http://schemas.microsoft.com/office/drawing/2017/model3d" xmlns:oel="http://schemas.microsoft.com/office/2019/extlst" xmlns:r="http://schemas.openxmlformats.org/officeDocument/2006/relationships" xmlns:wp14="http://schemas.microsoft.com/office/word/2010/wordprocessingDrawing" xmlns:wp="http://schemas.openxmlformats.org/drawingml/2006/wordprocessingDrawing" xmlns:wpg="http://schemas.microsoft.com/office/word/2010/wordprocessingGroup" xmlns:wpi="http://schemas.microsoft.com/office/word/2010/wordprocessingInk" xmlns:wps="http://schemas.microsoft.com/office/word/2010/wordprocessingShape" xmlns:o="urn:schemas-microsoft-com:office:office" xmlns:v="urn:schemas-microsoft-com:vml" xmlns:w10="urn:schemas-microsoft-com:office:word" xmlns:w="http://schemas.openxmlformats.org/wordprocessingml/2006/main" xmlns:w14="http://schemas.microsoft.com/office/word/2010/wordml" xmlns:w15="http://schemas.microsoft.com/office/word/2012/wordml" xmlns:w16cei="http://schemas.microsoft.com/office/word/2026/wordml/cei" xmlns:w16cex="http://schemas.microsoft.com/office/word/2018/wordml/cex" xmlns:w16cid="http://schemas.microsoft.com/office/word/2016/wordml/cid" xmlns:w16="http://schemas.microsoft.com/office/word/2018/wordml" xmlns:w16sdtdh="http://schemas.microsoft.com/office/word/2020/wordml/sdtdatahash" xmlns:w16sdtfl="http://schemas.microsoft.com/office/word/2024/wordml/sdtformatlock" xmlns:w16se="http://schemas.microsoft.com/office/word/2015/wordml/symex" xmlns:w16du="http://schemas.microsoft.com/office/word/2023/wordml/word16du" xmlns:wne="http://schemas.microsoft.com/office/word/2006/wordml" mc:Ignorable="w14 w15 w16se w16cid w16 w16cex w16sdtdh w16sdtfl w16du wp14">
+<w:ftr xmlns:wpc="http://schemas.microsoft.com/office/word/2010/wordprocessingCanvas" xmlns:cx="http://schemas.microsoft.com/office/drawing/2014/chartex" xmlns:cx1="http://schemas.microsoft.com/office/drawing/2015/9/8/chartex" xmlns:cx2="http://schemas.microsoft.com/office/drawing/2015/10/21/chartex" xmlns:cx3="http://schemas.microsoft.com/office/drawing/2016/5/9/chartex" xmlns:cx4="http://schemas.microsoft.com/office/drawing/2016/5/10/chartex" xmlns:cx5="http://schemas.microsoft.com/office/drawing/2016/5/11/chartex" xmlns:cx6="http://schemas.microsoft.com/office/drawing/2016/5/12/chartex" xmlns:cx7="http://schemas.microsoft.com/office/drawing/2016/5/13/chartex" xmlns:cx8="http://schemas.microsoft.com/office/drawing/2016/5/14/chartex" xmlns:mc="http://schemas.openxmlformats.org/markup-compatibility/2006" xmlns:m="http://schemas.openxmlformats.org/officeDocument/2006/math" xmlns:aink="http://schemas.microsoft.com/office/drawing/2016/ink" xmlns:am3d="http://schemas.microsoft.com/office/drawing/2017/model3d" xmlns:oel="http://schemas.microsoft.com/office/2019/extlst" xmlns:r="http://schemas.openxmlformats.org/officeDocument/2006/relationships" xmlns:wp14="http://schemas.microsoft.com/office/word/2010/wordprocessingDrawing" xmlns:wp="http://schemas.openxmlformats.org/drawingml/2006/wordprocessingDrawing" xmlns:wpg="http://schemas.microsoft.com/office/word/2010/wordprocessingGroup" xmlns:wpi="http://schemas.microsoft.com/office/word/2010/wordprocessingInk" xmlns:wps="http://schemas.microsoft.com/office/word/2010/wordprocessingShape" xmlns:o="urn:schemas-microsoft-com:office:office" xmlns:v="urn:schemas-microsoft-com:vml" xmlns:w10="urn:schemas-microsoft-com:office:word" xmlns:w="http://schemas.openxmlformats.org/wordprocessingml/2006/main" xmlns:w14="http://schemas.microsoft.com/office/word/2010/wordml" xmlns:w15="http://schemas.microsoft.com/office/word/2012/wordml" xmlns:w16cex="http://schemas.microsoft.com/office/word/2018/wordml/cex" xmlns:w16cid="http://schemas.microsoft.com/office/word/2016/wordml/cid" xmlns:w16="http://schemas.microsoft.com/office/word/2018/wordml" xmlns:w16sdtdh="http://schemas.microsoft.com/office/word/2020/wordml/sdtdatahash" xmlns:w16sdtfl="http://schemas.microsoft.com/office/word/2024/wordml/sdtformatlock" xmlns:w16se="http://schemas.microsoft.com/office/word/2015/wordml/symex" xmlns:w16du="http://schemas.microsoft.com/office/word/2023/wordml/word16du" xmlns:wne="http://schemas.microsoft.com/office/word/2006/wordml" mc:Ignorable="w14 w15 w16se w16cid w16 w16cex w16sdtdh w16sdtfl w16du wp14">
   <w:p>
     <w:pPr>
       <w:pStyle w:val="Footer"/>
@@ -6701,7 +6703,7 @@
 </file>
 
 <file path=word/footer2.xml><?xml version="1.0" encoding="utf-8"?>
-<w:ftr xmlns:wpc="http://schemas.microsoft.com/office/word/2010/wordprocessingCanvas" xmlns:cx="http://schemas.microsoft.com/office/drawing/2014/chartex" xmlns:cx1="http://schemas.microsoft.com/office/drawing/2015/9/8/chartex" xmlns:cx2="http://schemas.microsoft.com/office/drawing/2015/10/21/chartex" xmlns:cx3="http://schemas.microsoft.com/office/drawing/2016/5/9/chartex" xmlns:cx4="http://schemas.microsoft.com/office/drawing/2016/5/10/chartex" xmlns:cx5="http://schemas.microsoft.com/office/drawing/2016/5/11/chartex" xmlns:cx6="http://schemas.microsoft.com/office/drawing/2016/5/12/chartex" xmlns:cx7="http://schemas.microsoft.com/office/drawing/2016/5/13/chartex" xmlns:cx8="http://schemas.microsoft.com/office/drawing/2016/5/14/chartex" xmlns:mc="http://schemas.openxmlformats.org/markup-compatibility/2006" xmlns:m="http://schemas.openxmlformats.org/officeDocument/2006/math" xmlns:aink="http://schemas.microsoft.com/office/drawing/2016/ink" xmlns:am3d="http://schemas.microsoft.com/office/drawing/2017/model3d" xmlns:oel="http://schemas.microsoft.com/office/2019/extlst" xmlns:r="http://schemas.openxmlformats.org/officeDocument/2006/relationships" xmlns:wp14="http://schemas.microsoft.com/office/word/2010/wordprocessingDrawing" xmlns:wp="http://schemas.openxmlformats.org/drawingml/2006/wordprocessingDrawing" xmlns:wpg="http://schemas.microsoft.com/office/word/2010/wordprocessingGroup" xmlns:wpi="http://schemas.microsoft.com/office/word/2010/wordprocessingInk" xmlns:wps="http://schemas.microsoft.com/office/word/2010/wordprocessingShape" xmlns:o="urn:schemas-microsoft-com:office:office" xmlns:v="urn:schemas-microsoft-com:vml" xmlns:w10="urn:schemas-microsoft-com:office:word" xmlns:w="http://schemas.openxmlformats.org/wordprocessingml/2006/main" xmlns:w14="http://schemas.microsoft.com/office/word/2010/wordml" xmlns:w15="http://schemas.microsoft.com/office/word/2012/wordml" xmlns:w16cei="http://schemas.microsoft.com/office/word/2026/wordml/cei" xmlns:w16cex="http://schemas.microsoft.com/office/word/2018/wordml/cex" xmlns:w16cid="http://schemas.microsoft.com/office/word/2016/wordml/cid" xmlns:w16="http://schemas.microsoft.com/office/word/2018/wordml" xmlns:w16sdtdh="http://schemas.microsoft.com/office/word/2020/wordml/sdtdatahash" xmlns:w16sdtfl="http://schemas.microsoft.com/office/word/2024/wordml/sdtformatlock" xmlns:w16se="http://schemas.microsoft.com/office/word/2015/wordml/symex" xmlns:w16du="http://schemas.microsoft.com/office/word/2023/wordml/word16du" xmlns:wne="http://schemas.microsoft.com/office/word/2006/wordml" mc:Ignorable="w14 w15 w16se w16cid w16 w16cex w16sdtdh w16sdtfl w16du wp14">
+<w:ftr xmlns:wpc="http://schemas.microsoft.com/office/word/2010/wordprocessingCanvas" xmlns:cx="http://schemas.microsoft.com/office/drawing/2014/chartex" xmlns:cx1="http://schemas.microsoft.com/office/drawing/2015/9/8/chartex" xmlns:cx2="http://schemas.microsoft.com/office/drawing/2015/10/21/chartex" xmlns:cx3="http://schemas.microsoft.com/office/drawing/2016/5/9/chartex" xmlns:cx4="http://schemas.microsoft.com/office/drawing/2016/5/10/chartex" xmlns:cx5="http://schemas.microsoft.com/office/drawing/2016/5/11/chartex" xmlns:cx6="http://schemas.microsoft.com/office/drawing/2016/5/12/chartex" xmlns:cx7="http://schemas.microsoft.com/office/drawing/2016/5/13/chartex" xmlns:cx8="http://schemas.microsoft.com/office/drawing/2016/5/14/chartex" xmlns:mc="http://schemas.openxmlformats.org/markup-compatibility/2006" xmlns:m="http://schemas.openxmlformats.org/officeDocument/2006/math" xmlns:aink="http://schemas.microsoft.com/office/drawing/2016/ink" xmlns:am3d="http://schemas.microsoft.com/office/drawing/2017/model3d" xmlns:oel="http://schemas.microsoft.com/office/2019/extlst" xmlns:r="http://schemas.openxmlformats.org/officeDocument/2006/relationships" xmlns:wp14="http://schemas.microsoft.com/office/word/2010/wordprocessingDrawing" xmlns:wp="http://schemas.openxmlformats.org/drawingml/2006/wordprocessingDrawing" xmlns:wpg="http://schemas.microsoft.com/office/word/2010/wordprocessingGroup" xmlns:wpi="http://schemas.microsoft.com/office/word/2010/wordprocessingInk" xmlns:wps="http://schemas.microsoft.com/office/word/2010/wordprocessingShape" xmlns:o="urn:schemas-microsoft-com:office:office" xmlns:v="urn:schemas-microsoft-com:vml" xmlns:w10="urn:schemas-microsoft-com:office:word" xmlns:w="http://schemas.openxmlformats.org/wordprocessingml/2006/main" xmlns:w14="http://schemas.microsoft.com/office/word/2010/wordml" xmlns:w15="http://schemas.microsoft.com/office/word/2012/wordml" xmlns:w16cex="http://schemas.microsoft.com/office/word/2018/wordml/cex" xmlns:w16cid="http://schemas.microsoft.com/office/word/2016/wordml/cid" xmlns:w16="http://schemas.microsoft.com/office/word/2018/wordml" xmlns:w16sdtdh="http://schemas.microsoft.com/office/word/2020/wordml/sdtdatahash" xmlns:w16sdtfl="http://schemas.microsoft.com/office/word/2024/wordml/sdtformatlock" xmlns:w16se="http://schemas.microsoft.com/office/word/2015/wordml/symex" xmlns:w16du="http://schemas.microsoft.com/office/word/2023/wordml/word16du" xmlns:wne="http://schemas.microsoft.com/office/word/2006/wordml" mc:Ignorable="w14 w15 w16se w16cid w16 w16cex w16sdtdh w16sdtfl w16du wp14">
   <w:p>
     <w:pPr>
       <w:pStyle w:val="Footer"/>
@@ -6954,7 +6956,7 @@
 </file>
 
 <file path=word/footer3.xml><?xml version="1.0" encoding="utf-8"?>
-<w:ftr xmlns:wpc="http://schemas.microsoft.com/office/word/2010/wordprocessingCanvas" xmlns:cx="http://schemas.microsoft.com/office/drawing/2014/chartex" xmlns:cx1="http://schemas.microsoft.com/office/drawing/2015/9/8/chartex" xmlns:cx2="http://schemas.microsoft.com/office/drawing/2015/10/21/chartex" xmlns:cx3="http://schemas.microsoft.com/office/drawing/2016/5/9/chartex" xmlns:cx4="http://schemas.microsoft.com/office/drawing/2016/5/10/chartex" xmlns:cx5="http://schemas.microsoft.com/office/drawing/2016/5/11/chartex" xmlns:cx6="http://schemas.microsoft.com/office/drawing/2016/5/12/chartex" xmlns:cx7="http://schemas.microsoft.com/office/drawing/2016/5/13/chartex" xmlns:cx8="http://schemas.microsoft.com/office/drawing/2016/5/14/chartex" xmlns:mc="http://schemas.openxmlformats.org/markup-compatibility/2006" xmlns:m="http://schemas.openxmlformats.org/officeDocument/2006/math" xmlns:aink="http://schemas.microsoft.com/office/drawing/2016/ink" xmlns:am3d="http://schemas.microsoft.com/office/drawing/2017/model3d" xmlns:oel="http://schemas.microsoft.com/office/2019/extlst" xmlns:r="http://schemas.openxmlformats.org/officeDocument/2006/relationships" xmlns:wp14="http://schemas.microsoft.com/office/word/2010/wordprocessingDrawing" xmlns:wp="http://schemas.openxmlformats.org/drawingml/2006/wordprocessingDrawing" xmlns:wpg="http://schemas.microsoft.com/office/word/2010/wordprocessingGroup" xmlns:wpi="http://schemas.microsoft.com/office/word/2010/wordprocessingInk" xmlns:wps="http://schemas.microsoft.com/office/word/2010/wordprocessingShape" xmlns:o="urn:schemas-microsoft-com:office:office" xmlns:v="urn:schemas-microsoft-com:vml" xmlns:w10="urn:schemas-microsoft-com:office:word" xmlns:w="http://schemas.openxmlformats.org/wordprocessingml/2006/main" xmlns:w14="http://schemas.microsoft.com/office/word/2010/wordml" xmlns:w15="http://schemas.microsoft.com/office/word/2012/wordml" xmlns:w16cei="http://schemas.microsoft.com/office/word/2026/wordml/cei" xmlns:w16cex="http://schemas.microsoft.com/office/word/2018/wordml/cex" xmlns:w16cid="http://schemas.microsoft.com/office/word/2016/wordml/cid" xmlns:w16="http://schemas.microsoft.com/office/word/2018/wordml" xmlns:w16sdtdh="http://schemas.microsoft.com/office/word/2020/wordml/sdtdatahash" xmlns:w16sdtfl="http://schemas.microsoft.com/office/word/2024/wordml/sdtformatlock" xmlns:w16se="http://schemas.microsoft.com/office/word/2015/wordml/symex" xmlns:w16du="http://schemas.microsoft.com/office/word/2023/wordml/word16du" xmlns:wne="http://schemas.microsoft.com/office/word/2006/wordml" mc:Ignorable="w14 w15 w16se w16cid w16 w16cex w16sdtdh w16sdtfl w16du wp14">
+<w:ftr xmlns:wpc="http://schemas.microsoft.com/office/word/2010/wordprocessingCanvas" xmlns:cx="http://schemas.microsoft.com/office/drawing/2014/chartex" xmlns:cx1="http://schemas.microsoft.com/office/drawing/2015/9/8/chartex" xmlns:cx2="http://schemas.microsoft.com/office/drawing/2015/10/21/chartex" xmlns:cx3="http://schemas.microsoft.com/office/drawing/2016/5/9/chartex" xmlns:cx4="http://schemas.microsoft.com/office/drawing/2016/5/10/chartex" xmlns:cx5="http://schemas.microsoft.com/office/drawing/2016/5/11/chartex" xmlns:cx6="http://schemas.microsoft.com/office/drawing/2016/5/12/chartex" xmlns:cx7="http://schemas.microsoft.com/office/drawing/2016/5/13/chartex" xmlns:cx8="http://schemas.microsoft.com/office/drawing/2016/5/14/chartex" xmlns:mc="http://schemas.openxmlformats.org/markup-compatibility/2006" xmlns:m="http://schemas.openxmlformats.org/officeDocument/2006/math" xmlns:aink="http://schemas.microsoft.com/office/drawing/2016/ink" xmlns:am3d="http://schemas.microsoft.com/office/drawing/2017/model3d" xmlns:oel="http://schemas.microsoft.com/office/2019/extlst" xmlns:r="http://schemas.openxmlformats.org/officeDocument/2006/relationships" xmlns:wp14="http://schemas.microsoft.com/office/word/2010/wordprocessingDrawing" xmlns:wp="http://schemas.openxmlformats.org/drawingml/2006/wordprocessingDrawing" xmlns:wpg="http://schemas.microsoft.com/office/word/2010/wordprocessingGroup" xmlns:wpi="http://schemas.microsoft.com/office/word/2010/wordprocessingInk" xmlns:wps="http://schemas.microsoft.com/office/word/2010/wordprocessingShape" xmlns:o="urn:schemas-microsoft-com:office:office" xmlns:v="urn:schemas-microsoft-com:vml" xmlns:w10="urn:schemas-microsoft-com:office:word" xmlns:w="http://schemas.openxmlformats.org/wordprocessingml/2006/main" xmlns:w14="http://schemas.microsoft.com/office/word/2010/wordml" xmlns:w15="http://schemas.microsoft.com/office/word/2012/wordml" xmlns:w16cex="http://schemas.microsoft.com/office/word/2018/wordml/cex" xmlns:w16cid="http://schemas.microsoft.com/office/word/2016/wordml/cid" xmlns:w16="http://schemas.microsoft.com/office/word/2018/wordml" xmlns:w16sdtdh="http://schemas.microsoft.com/office/word/2020/wordml/sdtdatahash" xmlns:w16sdtfl="http://schemas.microsoft.com/office/word/2024/wordml/sdtformatlock" xmlns:w16se="http://schemas.microsoft.com/office/word/2015/wordml/symex" xmlns:w16du="http://schemas.microsoft.com/office/word/2023/wordml/word16du" xmlns:wne="http://schemas.microsoft.com/office/word/2006/wordml" mc:Ignorable="w14 w15 w16se w16cid w16 w16cex w16sdtdh w16sdtfl w16du wp14">
   <w:p>
     <w:pPr>
       <w:pStyle w:val="Footer"/>
@@ -6964,7 +6966,7 @@
 </file>
 
 <file path=word/footnotes.xml><?xml version="1.0" encoding="utf-8"?>
-<w:footnotes xmlns:wpc="http://schemas.microsoft.com/office/word/2010/wordprocessingCanvas" xmlns:cx="http://schemas.microsoft.com/office/drawing/2014/chartex" xmlns:cx1="http://schemas.microsoft.com/office/drawing/2015/9/8/chartex" xmlns:cx2="http://schemas.microsoft.com/office/drawing/2015/10/21/chartex" xmlns:cx3="http://schemas.microsoft.com/office/drawing/2016/5/9/chartex" xmlns:cx4="http://schemas.microsoft.com/office/drawing/2016/5/10/chartex" xmlns:cx5="http://schemas.microsoft.com/office/drawing/2016/5/11/chartex" xmlns:cx6="http://schemas.microsoft.com/office/drawing/2016/5/12/chartex" xmlns:cx7="http://schemas.microsoft.com/office/drawing/2016/5/13/chartex" xmlns:cx8="http://schemas.microsoft.com/office/drawing/2016/5/14/chartex" xmlns:mc="http://schemas.openxmlformats.org/markup-compatibility/2006" xmlns:m="http://schemas.openxmlformats.org/officeDocument/2006/math" xmlns:aink="http://schemas.microsoft.com/office/drawing/2016/ink" xmlns:am3d="http://schemas.microsoft.com/office/drawing/2017/model3d" xmlns:oel="http://schemas.microsoft.com/office/2019/extlst" xmlns:r="http://schemas.openxmlformats.org/officeDocument/2006/relationships" xmlns:wp14="http://schemas.microsoft.com/office/word/2010/wordprocessingDrawing" xmlns:wp="http://schemas.openxmlformats.org/drawingml/2006/wordprocessingDrawing" xmlns:wpg="http://schemas.microsoft.com/office/word/2010/wordprocessingGroup" xmlns:wpi="http://schemas.microsoft.com/office/word/2010/wordprocessingInk" xmlns:wps="http://schemas.microsoft.com/office/word/2010/wordprocessingShape" xmlns:o="urn:schemas-microsoft-com:office:office" xmlns:v="urn:schemas-microsoft-com:vml" xmlns:w10="urn:schemas-microsoft-com:office:word" xmlns:w="http://schemas.openxmlformats.org/wordprocessingml/2006/main" xmlns:w14="http://schemas.microsoft.com/office/word/2010/wordml" xmlns:w15="http://schemas.microsoft.com/office/word/2012/wordml" xmlns:w16cei="http://schemas.microsoft.com/office/word/2026/wordml/cei" xmlns:w16cex="http://schemas.microsoft.com/office/word/2018/wordml/cex" xmlns:w16cid="http://schemas.microsoft.com/office/word/2016/wordml/cid" xmlns:w16="http://schemas.microsoft.com/office/word/2018/wordml" xmlns:w16sdtdh="http://schemas.microsoft.com/office/word/2020/wordml/sdtdatahash" xmlns:w16sdtfl="http://schemas.microsoft.com/office/word/2024/wordml/sdtformatlock" xmlns:w16se="http://schemas.microsoft.com/office/word/2015/wordml/symex" xmlns:w16du="http://schemas.microsoft.com/office/word/2023/wordml/word16du" xmlns:wne="http://schemas.microsoft.com/office/word/2006/wordml" mc:Ignorable="w14 w15 w16se w16cid w16 w16cex w16sdtdh w16sdtfl w16du wp14">
+<w:footnotes xmlns:wpc="http://schemas.microsoft.com/office/word/2010/wordprocessingCanvas" xmlns:cx="http://schemas.microsoft.com/office/drawing/2014/chartex" xmlns:cx1="http://schemas.microsoft.com/office/drawing/2015/9/8/chartex" xmlns:cx2="http://schemas.microsoft.com/office/drawing/2015/10/21/chartex" xmlns:cx3="http://schemas.microsoft.com/office/drawing/2016/5/9/chartex" xmlns:cx4="http://schemas.microsoft.com/office/drawing/2016/5/10/chartex" xmlns:cx5="http://schemas.microsoft.com/office/drawing/2016/5/11/chartex" xmlns:cx6="http://schemas.microsoft.com/office/drawing/2016/5/12/chartex" xmlns:cx7="http://schemas.microsoft.com/office/drawing/2016/5/13/chartex" xmlns:cx8="http://schemas.microsoft.com/office/drawing/2016/5/14/chartex" xmlns:mc="http://schemas.openxmlformats.org/markup-compatibility/2006" xmlns:m="http://schemas.openxmlformats.org/officeDocument/2006/math" xmlns:aink="http://schemas.microsoft.com/office/drawing/2016/ink" xmlns:am3d="http://schemas.microsoft.com/office/drawing/2017/model3d" xmlns:oel="http://schemas.microsoft.com/office/2019/extlst" xmlns:r="http://schemas.openxmlformats.org/officeDocument/2006/relationships" xmlns:wp14="http://schemas.microsoft.com/office/word/2010/wordprocessingDrawing" xmlns:wp="http://schemas.openxmlformats.org/drawingml/2006/wordprocessingDrawing" xmlns:wpg="http://schemas.microsoft.com/office/word/2010/wordprocessingGroup" xmlns:wpi="http://schemas.microsoft.com/office/word/2010/wordprocessingInk" xmlns:wps="http://schemas.microsoft.com/office/word/2010/wordprocessingShape" xmlns:o="urn:schemas-microsoft-com:office:office" xmlns:v="urn:schemas-microsoft-com:vml" xmlns:w10="urn:schemas-microsoft-com:office:word" xmlns:w="http://schemas.openxmlformats.org/wordprocessingml/2006/main" xmlns:w14="http://schemas.microsoft.com/office/word/2010/wordml" xmlns:w15="http://schemas.microsoft.com/office/word/2012/wordml" xmlns:w16cex="http://schemas.microsoft.com/office/word/2018/wordml/cex" xmlns:w16cid="http://schemas.microsoft.com/office/word/2016/wordml/cid" xmlns:w16="http://schemas.microsoft.com/office/word/2018/wordml" xmlns:w16sdtdh="http://schemas.microsoft.com/office/word/2020/wordml/sdtdatahash" xmlns:w16sdtfl="http://schemas.microsoft.com/office/word/2024/wordml/sdtformatlock" xmlns:w16se="http://schemas.microsoft.com/office/word/2015/wordml/symex" xmlns:w16du="http://schemas.microsoft.com/office/word/2023/wordml/word16du" xmlns:wne="http://schemas.microsoft.com/office/word/2006/wordml" mc:Ignorable="w14 w15 w16se w16cid w16 w16cex w16sdtdh w16sdtfl w16du wp14">
   <w:footnote w:type="separator" w:id="-1">
     <w:p>
       <w:r>
@@ -7009,7 +7011,7 @@
 </file>
 
 <file path=word/header1.xml><?xml version="1.0" encoding="utf-8"?>
-<w:hdr xmlns:wpc="http://schemas.microsoft.com/office/word/2010/wordprocessingCanvas" xmlns:cx="http://schemas.microsoft.com/office/drawing/2014/chartex" xmlns:cx1="http://schemas.microsoft.com/office/drawing/2015/9/8/chartex" xmlns:cx2="http://schemas.microsoft.com/office/drawing/2015/10/21/chartex" xmlns:cx3="http://schemas.microsoft.com/office/drawing/2016/5/9/chartex" xmlns:cx4="http://schemas.microsoft.com/office/drawing/2016/5/10/chartex" xmlns:cx5="http://schemas.microsoft.com/office/drawing/2016/5/11/chartex" xmlns:cx6="http://schemas.microsoft.com/office/drawing/2016/5/12/chartex" xmlns:cx7="http://schemas.microsoft.com/office/drawing/2016/5/13/chartex" xmlns:cx8="http://schemas.microsoft.com/office/drawing/2016/5/14/chartex" xmlns:mc="http://schemas.openxmlformats.org/markup-compatibility/2006" xmlns:m="http://schemas.openxmlformats.org/officeDocument/2006/math" xmlns:aink="http://schemas.microsoft.com/office/drawing/2016/ink" xmlns:am3d="http://schemas.microsoft.com/office/drawing/2017/model3d" xmlns:oel="http://schemas.microsoft.com/office/2019/extlst" xmlns:r="http://schemas.openxmlformats.org/officeDocument/2006/relationships" xmlns:wp14="http://schemas.microsoft.com/office/word/2010/wordprocessingDrawing" xmlns:wp="http://schemas.openxmlformats.org/drawingml/2006/wordprocessingDrawing" xmlns:wpg="http://schemas.microsoft.com/office/word/2010/wordprocessingGroup" xmlns:wpi="http://schemas.microsoft.com/office/word/2010/wordprocessingInk" xmlns:wps="http://schemas.microsoft.com/office/word/2010/wordprocessingShape" xmlns:o="urn:schemas-microsoft-com:office:office" xmlns:v="urn:schemas-microsoft-com:vml" xmlns:w10="urn:schemas-microsoft-com:office:word" xmlns:w="http://schemas.openxmlformats.org/wordprocessingml/2006/main" xmlns:w14="http://schemas.microsoft.com/office/word/2010/wordml" xmlns:w15="http://schemas.microsoft.com/office/word/2012/wordml" xmlns:w16cei="http://schemas.microsoft.com/office/word/2026/wordml/cei" xmlns:w16cex="http://schemas.microsoft.com/office/word/2018/wordml/cex" xmlns:w16cid="http://schemas.microsoft.com/office/word/2016/wordml/cid" xmlns:w16="http://schemas.microsoft.com/office/word/2018/wordml" xmlns:w16sdtdh="http://schemas.microsoft.com/office/word/2020/wordml/sdtdatahash" xmlns:w16sdtfl="http://schemas.microsoft.com/office/word/2024/wordml/sdtformatlock" xmlns:w16se="http://schemas.microsoft.com/office/word/2015/wordml/symex" xmlns:w16du="http://schemas.microsoft.com/office/word/2023/wordml/word16du" xmlns:wne="http://schemas.microsoft.com/office/word/2006/wordml" mc:Ignorable="w14 w15 w16se w16cid w16 w16cex w16sdtdh w16sdtfl w16du wp14">
+<w:hdr xmlns:wpc="http://schemas.microsoft.com/office/word/2010/wordprocessingCanvas" xmlns:cx="http://schemas.microsoft.com/office/drawing/2014/chartex" xmlns:cx1="http://schemas.microsoft.com/office/drawing/2015/9/8/chartex" xmlns:cx2="http://schemas.microsoft.com/office/drawing/2015/10/21/chartex" xmlns:cx3="http://schemas.microsoft.com/office/drawing/2016/5/9/chartex" xmlns:cx4="http://schemas.microsoft.com/office/drawing/2016/5/10/chartex" xmlns:cx5="http://schemas.microsoft.com/office/drawing/2016/5/11/chartex" xmlns:cx6="http://schemas.microsoft.com/office/drawing/2016/5/12/chartex" xmlns:cx7="http://schemas.microsoft.com/office/drawing/2016/5/13/chartex" xmlns:cx8="http://schemas.microsoft.com/office/drawing/2016/5/14/chartex" xmlns:mc="http://schemas.openxmlformats.org/markup-compatibility/2006" xmlns:m="http://schemas.openxmlformats.org/officeDocument/2006/math" xmlns:aink="http://schemas.microsoft.com/office/drawing/2016/ink" xmlns:am3d="http://schemas.microsoft.com/office/drawing/2017/model3d" xmlns:oel="http://schemas.microsoft.com/office/2019/extlst" xmlns:r="http://schemas.openxmlformats.org/officeDocument/2006/relationships" xmlns:wp14="http://schemas.microsoft.com/office/word/2010/wordprocessingDrawing" xmlns:wp="http://schemas.openxmlformats.org/drawingml/2006/wordprocessingDrawing" xmlns:wpg="http://schemas.microsoft.com/office/word/2010/wordprocessingGroup" xmlns:wpi="http://schemas.microsoft.com/office/word/2010/wordprocessingInk" xmlns:wps="http://schemas.microsoft.com/office/word/2010/wordprocessingShape" xmlns:o="urn:schemas-microsoft-com:office:office" xmlns:v="urn:schemas-microsoft-com:vml" xmlns:w10="urn:schemas-microsoft-com:office:word" xmlns:w="http://schemas.openxmlformats.org/wordprocessingml/2006/main" xmlns:w14="http://schemas.microsoft.com/office/word/2010/wordml" xmlns:w15="http://schemas.microsoft.com/office/word/2012/wordml" xmlns:w16cex="http://schemas.microsoft.com/office/word/2018/wordml/cex" xmlns:w16cid="http://schemas.microsoft.com/office/word/2016/wordml/cid" xmlns:w16="http://schemas.microsoft.com/office/word/2018/wordml" xmlns:w16sdtdh="http://schemas.microsoft.com/office/word/2020/wordml/sdtdatahash" xmlns:w16sdtfl="http://schemas.microsoft.com/office/word/2024/wordml/sdtformatlock" xmlns:w16se="http://schemas.microsoft.com/office/word/2015/wordml/symex" xmlns:w16du="http://schemas.microsoft.com/office/word/2023/wordml/word16du" xmlns:wne="http://schemas.microsoft.com/office/word/2006/wordml" mc:Ignorable="w14 w15 w16se w16cid w16 w16cex w16sdtdh w16sdtfl w16du wp14">
   <w:p>
     <w:pPr>
       <w:pStyle w:val="Header"/>
@@ -7019,7 +7021,7 @@
 </file>
 
 <file path=word/header2.xml><?xml version="1.0" encoding="utf-8"?>
-<w:hdr xmlns:wpc="http://schemas.microsoft.com/office/word/2010/wordprocessingCanvas" xmlns:cx="http://schemas.microsoft.com/office/drawing/2014/chartex" xmlns:cx1="http://schemas.microsoft.com/office/drawing/2015/9/8/chartex" xmlns:cx2="http://schemas.microsoft.com/office/drawing/2015/10/21/chartex" xmlns:cx3="http://schemas.microsoft.com/office/drawing/2016/5/9/chartex" xmlns:cx4="http://schemas.microsoft.com/office/drawing/2016/5/10/chartex" xmlns:cx5="http://schemas.microsoft.com/office/drawing/2016/5/11/chartex" xmlns:cx6="http://schemas.microsoft.com/office/drawing/2016/5/12/chartex" xmlns:cx7="http://schemas.microsoft.com/office/drawing/2016/5/13/chartex" xmlns:cx8="http://schemas.microsoft.com/office/drawing/2016/5/14/chartex" xmlns:mc="http://schemas.openxmlformats.org/markup-compatibility/2006" xmlns:m="http://schemas.openxmlformats.org/officeDocument/2006/math" xmlns:aink="http://schemas.microsoft.com/office/drawing/2016/ink" xmlns:am3d="http://schemas.microsoft.com/office/drawing/2017/model3d" xmlns:oel="http://schemas.microsoft.com/office/2019/extlst" xmlns:r="http://schemas.openxmlformats.org/officeDocument/2006/relationships" xmlns:wp14="http://schemas.microsoft.com/office/word/2010/wordprocessingDrawing" xmlns:wp="http://schemas.openxmlformats.org/drawingml/2006/wordprocessingDrawing" xmlns:wpg="http://schemas.microsoft.com/office/word/2010/wordprocessingGroup" xmlns:wpi="http://schemas.microsoft.com/office/word/2010/wordprocessingInk" xmlns:wps="http://schemas.microsoft.com/office/word/2010/wordprocessingShape" xmlns:o="urn:schemas-microsoft-com:office:office" xmlns:v="urn:schemas-microsoft-com:vml" xmlns:w10="urn:schemas-microsoft-com:office:word" xmlns:w="http://schemas.openxmlformats.org/wordprocessingml/2006/main" xmlns:w14="http://schemas.microsoft.com/office/word/2010/wordml" xmlns:w15="http://schemas.microsoft.com/office/word/2012/wordml" xmlns:w16cei="http://schemas.microsoft.com/office/word/2026/wordml/cei" xmlns:w16cex="http://schemas.microsoft.com/office/word/2018/wordml/cex" xmlns:w16cid="http://schemas.microsoft.com/office/word/2016/wordml/cid" xmlns:w16="http://schemas.microsoft.com/office/word/2018/wordml" xmlns:w16sdtdh="http://schemas.microsoft.com/office/word/2020/wordml/sdtdatahash" xmlns:w16sdtfl="http://schemas.microsoft.com/office/word/2024/wordml/sdtformatlock" xmlns:w16se="http://schemas.microsoft.com/office/word/2015/wordml/symex" xmlns:w16du="http://schemas.microsoft.com/office/word/2023/wordml/word16du" xmlns:wne="http://schemas.microsoft.com/office/word/2006/wordml" mc:Ignorable="w14 w15 w16se w16cid w16 w16cex w16sdtdh w16sdtfl w16du wp14">
+<w:hdr xmlns:wpc="http://schemas.microsoft.com/office/word/2010/wordprocessingCanvas" xmlns:cx="http://schemas.microsoft.com/office/drawing/2014/chartex" xmlns:cx1="http://schemas.microsoft.com/office/drawing/2015/9/8/chartex" xmlns:cx2="http://schemas.microsoft.com/office/drawing/2015/10/21/chartex" xmlns:cx3="http://schemas.microsoft.com/office/drawing/2016/5/9/chartex" xmlns:cx4="http://schemas.microsoft.com/office/drawing/2016/5/10/chartex" xmlns:cx5="http://schemas.microsoft.com/office/drawing/2016/5/11/chartex" xmlns:cx6="http://schemas.microsoft.com/office/drawing/2016/5/12/chartex" xmlns:cx7="http://schemas.microsoft.com/office/drawing/2016/5/13/chartex" xmlns:cx8="http://schemas.microsoft.com/office/drawing/2016/5/14/chartex" xmlns:mc="http://schemas.openxmlformats.org/markup-compatibility/2006" xmlns:m="http://schemas.openxmlformats.org/officeDocument/2006/math" xmlns:aink="http://schemas.microsoft.com/office/drawing/2016/ink" xmlns:am3d="http://schemas.microsoft.com/office/drawing/2017/model3d" xmlns:oel="http://schemas.microsoft.com/office/2019/extlst" xmlns:r="http://schemas.openxmlformats.org/officeDocument/2006/relationships" xmlns:wp14="http://schemas.microsoft.com/office/word/2010/wordprocessingDrawing" xmlns:wp="http://schemas.openxmlformats.org/drawingml/2006/wordprocessingDrawing" xmlns:wpg="http://schemas.microsoft.com/office/word/2010/wordprocessingGroup" xmlns:wpi="http://schemas.microsoft.com/office/word/2010/wordprocessingInk" xmlns:wps="http://schemas.microsoft.com/office/word/2010/wordprocessingShape" xmlns:o="urn:schemas-microsoft-com:office:office" xmlns:v="urn:schemas-microsoft-com:vml" xmlns:w10="urn:schemas-microsoft-com:office:word" xmlns:w="http://schemas.openxmlformats.org/wordprocessingml/2006/main" xmlns:w14="http://schemas.microsoft.com/office/word/2010/wordml" xmlns:w15="http://schemas.microsoft.com/office/word/2012/wordml" xmlns:w16cex="http://schemas.microsoft.com/office/word/2018/wordml/cex" xmlns:w16cid="http://schemas.microsoft.com/office/word/2016/wordml/cid" xmlns:w16="http://schemas.microsoft.com/office/word/2018/wordml" xmlns:w16sdtdh="http://schemas.microsoft.com/office/word/2020/wordml/sdtdatahash" xmlns:w16sdtfl="http://schemas.microsoft.com/office/word/2024/wordml/sdtformatlock" xmlns:w16se="http://schemas.microsoft.com/office/word/2015/wordml/symex" xmlns:w16du="http://schemas.microsoft.com/office/word/2023/wordml/word16du" xmlns:wne="http://schemas.microsoft.com/office/word/2006/wordml" mc:Ignorable="w14 w15 w16se w16cid w16 w16cex w16sdtdh w16sdtfl w16du wp14">
   <w:p>
     <w:pPr>
       <w:pStyle w:val="Header"/>
@@ -7029,7 +7031,7 @@
 </file>
 
 <file path=word/header3.xml><?xml version="1.0" encoding="utf-8"?>
-<w:hdr xmlns:wpc="http://schemas.microsoft.com/office/word/2010/wordprocessingCanvas" xmlns:cx="http://schemas.microsoft.com/office/drawing/2014/chartex" xmlns:cx1="http://schemas.microsoft.com/office/drawing/2015/9/8/chartex" xmlns:cx2="http://schemas.microsoft.com/office/drawing/2015/10/21/chartex" xmlns:cx3="http://schemas.microsoft.com/office/drawing/2016/5/9/chartex" xmlns:cx4="http://schemas.microsoft.com/office/drawing/2016/5/10/chartex" xmlns:cx5="http://schemas.microsoft.com/office/drawing/2016/5/11/chartex" xmlns:cx6="http://schemas.microsoft.com/office/drawing/2016/5/12/chartex" xmlns:cx7="http://schemas.microsoft.com/office/drawing/2016/5/13/chartex" xmlns:cx8="http://schemas.microsoft.com/office/drawing/2016/5/14/chartex" xmlns:mc="http://schemas.openxmlformats.org/markup-compatibility/2006" xmlns:m="http://schemas.openxmlformats.org/officeDocument/2006/math" xmlns:aink="http://schemas.microsoft.com/office/drawing/2016/ink" xmlns:am3d="http://schemas.microsoft.com/office/drawing/2017/model3d" xmlns:oel="http://schemas.microsoft.com/office/2019/extlst" xmlns:r="http://schemas.openxmlformats.org/officeDocument/2006/relationships" xmlns:wp14="http://schemas.microsoft.com/office/word/2010/wordprocessingDrawing" xmlns:wp="http://schemas.openxmlformats.org/drawingml/2006/wordprocessingDrawing" xmlns:wpg="http://schemas.microsoft.com/office/word/2010/wordprocessingGroup" xmlns:wpi="http://schemas.microsoft.com/office/word/2010/wordprocessingInk" xmlns:wps="http://schemas.microsoft.com/office/word/2010/wordprocessingShape" xmlns:o="urn:schemas-microsoft-com:office:office" xmlns:v="urn:schemas-microsoft-com:vml" xmlns:w10="urn:schemas-microsoft-com:office:word" xmlns:w="http://schemas.openxmlformats.org/wordprocessingml/2006/main" xmlns:w14="http://schemas.microsoft.com/office/word/2010/wordml" xmlns:w15="http://schemas.microsoft.com/office/word/2012/wordml" xmlns:w16cei="http://schemas.microsoft.com/office/word/2026/wordml/cei" xmlns:w16cex="http://schemas.microsoft.com/office/word/2018/wordml/cex" xmlns:w16cid="http://schemas.microsoft.com/office/word/2016/wordml/cid" xmlns:w16="http://schemas.microsoft.com/office/word/2018/wordml" xmlns:w16sdtdh="http://schemas.microsoft.com/office/word/2020/wordml/sdtdatahash" xmlns:w16sdtfl="http://schemas.microsoft.com/office/word/2024/wordml/sdtformatlock" xmlns:w16se="http://schemas.microsoft.com/office/word/2015/wordml/symex" xmlns:w16du="http://schemas.microsoft.com/office/word/2023/wordml/word16du" xmlns:wne="http://schemas.microsoft.com/office/word/2006/wordml" mc:Ignorable="w14 w15 w16se w16cid w16 w16cex w16sdtdh w16sdtfl w16du wp14">
+<w:hdr xmlns:wpc="http://schemas.microsoft.com/office/word/2010/wordprocessingCanvas" xmlns:cx="http://schemas.microsoft.com/office/drawing/2014/chartex" xmlns:cx1="http://schemas.microsoft.com/office/drawing/2015/9/8/chartex" xmlns:cx2="http://schemas.microsoft.com/office/drawing/2015/10/21/chartex" xmlns:cx3="http://schemas.microsoft.com/office/drawing/2016/5/9/chartex" xmlns:cx4="http://schemas.microsoft.com/office/drawing/2016/5/10/chartex" xmlns:cx5="http://schemas.microsoft.com/office/drawing/2016/5/11/chartex" xmlns:cx6="http://schemas.microsoft.com/office/drawing/2016/5/12/chartex" xmlns:cx7="http://schemas.microsoft.com/office/drawing/2016/5/13/chartex" xmlns:cx8="http://schemas.microsoft.com/office/drawing/2016/5/14/chartex" xmlns:mc="http://schemas.openxmlformats.org/markup-compatibility/2006" xmlns:m="http://schemas.openxmlformats.org/officeDocument/2006/math" xmlns:aink="http://schemas.microsoft.com/office/drawing/2016/ink" xmlns:am3d="http://schemas.microsoft.com/office/drawing/2017/model3d" xmlns:oel="http://schemas.microsoft.com/office/2019/extlst" xmlns:r="http://schemas.openxmlformats.org/officeDocument/2006/relationships" xmlns:wp14="http://schemas.microsoft.com/office/word/2010/wordprocessingDrawing" xmlns:wp="http://schemas.openxmlformats.org/drawingml/2006/wordprocessingDrawing" xmlns:wpg="http://schemas.microsoft.com/office/word/2010/wordprocessingGroup" xmlns:wpi="http://schemas.microsoft.com/office/word/2010/wordprocessingInk" xmlns:wps="http://schemas.microsoft.com/office/word/2010/wordprocessingShape" xmlns:o="urn:schemas-microsoft-com:office:office" xmlns:v="urn:schemas-microsoft-com:vml" xmlns:w10="urn:schemas-microsoft-com:office:word" xmlns:w="http://schemas.openxmlformats.org/wordprocessingml/2006/main" xmlns:w14="http://schemas.microsoft.com/office/word/2010/wordml" xmlns:w15="http://schemas.microsoft.com/office/word/2012/wordml" xmlns:w16cex="http://schemas.microsoft.com/office/word/2018/wordml/cex" xmlns:w16cid="http://schemas.microsoft.com/office/word/2016/wordml/cid" xmlns:w16="http://schemas.microsoft.com/office/word/2018/wordml" xmlns:w16sdtdh="http://schemas.microsoft.com/office/word/2020/wordml/sdtdatahash" xmlns:w16sdtfl="http://schemas.microsoft.com/office/word/2024/wordml/sdtformatlock" xmlns:w16se="http://schemas.microsoft.com/office/word/2015/wordml/symex" xmlns:w16du="http://schemas.microsoft.com/office/word/2023/wordml/word16du" xmlns:wne="http://schemas.microsoft.com/office/word/2006/wordml" mc:Ignorable="w14 w15 w16se w16cid w16 w16cex w16sdtdh w16sdtfl w16du wp14">
   <w:p>
     <w:pPr>
       <w:pStyle w:val="Header"/>
@@ -7039,7 +7041,7 @@
 </file>
 
 <file path=word/numbering.xml><?xml version="1.0" encoding="utf-8"?>
-<w:numbering xmlns:wpc="http://schemas.microsoft.com/office/word/2010/wordprocessingCanvas" xmlns:cx="http://schemas.microsoft.com/office/drawing/2014/chartex" xmlns:cx1="http://schemas.microsoft.com/office/drawing/2015/9/8/chartex" xmlns:cx2="http://schemas.microsoft.com/office/drawing/2015/10/21/chartex" xmlns:cx3="http://schemas.microsoft.com/office/drawing/2016/5/9/chartex" xmlns:cx4="http://schemas.microsoft.com/office/drawing/2016/5/10/chartex" xmlns:cx5="http://schemas.microsoft.com/office/drawing/2016/5/11/chartex" xmlns:cx6="http://schemas.microsoft.com/office/drawing/2016/5/12/chartex" xmlns:cx7="http://schemas.microsoft.com/office/drawing/2016/5/13/chartex" xmlns:cx8="http://schemas.microsoft.com/office/drawing/2016/5/14/chartex" xmlns:mc="http://schemas.openxmlformats.org/markup-compatibility/2006" xmlns:m="http://schemas.openxmlformats.org/officeDocument/2006/math" xmlns:aink="http://schemas.microsoft.com/office/drawing/2016/ink" xmlns:am3d="http://schemas.microsoft.com/office/drawing/2017/model3d" xmlns:oel="http://schemas.microsoft.com/office/2019/extlst" xmlns:r="http://schemas.openxmlformats.org/officeDocument/2006/relationships" xmlns:wp14="http://schemas.microsoft.com/office/word/2010/wordprocessingDrawing" xmlns:wp="http://schemas.openxmlformats.org/drawingml/2006/wordprocessingDrawing" xmlns:wpg="http://schemas.microsoft.com/office/word/2010/wordprocessingGroup" xmlns:wpi="http://schemas.microsoft.com/office/word/2010/wordprocessingInk" xmlns:wps="http://schemas.microsoft.com/office/word/2010/wordprocessingShape" xmlns:o="urn:schemas-microsoft-com:office:office" xmlns:v="urn:schemas-microsoft-com:vml" xmlns:w10="urn:schemas-microsoft-com:office:word" xmlns:w="http://schemas.openxmlformats.org/wordprocessingml/2006/main" xmlns:w14="http://schemas.microsoft.com/office/word/2010/wordml" xmlns:w15="http://schemas.microsoft.com/office/word/2012/wordml" xmlns:w16cei="http://schemas.microsoft.com/office/word/2026/wordml/cei" xmlns:w16cex="http://schemas.microsoft.com/office/word/2018/wordml/cex" xmlns:w16cid="http://schemas.microsoft.com/office/word/2016/wordml/cid" xmlns:w16="http://schemas.microsoft.com/office/word/2018/wordml" xmlns:w16sdtdh="http://schemas.microsoft.com/office/word/2020/wordml/sdtdatahash" xmlns:w16sdtfl="http://schemas.microsoft.com/office/word/2024/wordml/sdtformatlock" xmlns:w16se="http://schemas.microsoft.com/office/word/2015/wordml/symex" xmlns:w16du="http://schemas.microsoft.com/office/word/2023/wordml/word16du" xmlns:wne="http://schemas.microsoft.com/office/word/2006/wordml" mc:Ignorable="w14 w15 w16se w16cid w16 w16cex w16sdtdh w16sdtfl w16du wp14">
+<w:numbering xmlns:wpc="http://schemas.microsoft.com/office/word/2010/wordprocessingCanvas" xmlns:cx="http://schemas.microsoft.com/office/drawing/2014/chartex" xmlns:cx1="http://schemas.microsoft.com/office/drawing/2015/9/8/chartex" xmlns:cx2="http://schemas.microsoft.com/office/drawing/2015/10/21/chartex" xmlns:cx3="http://schemas.microsoft.com/office/drawing/2016/5/9/chartex" xmlns:cx4="http://schemas.microsoft.com/office/drawing/2016/5/10/chartex" xmlns:cx5="http://schemas.microsoft.com/office/drawing/2016/5/11/chartex" xmlns:cx6="http://schemas.microsoft.com/office/drawing/2016/5/12/chartex" xmlns:cx7="http://schemas.microsoft.com/office/drawing/2016/5/13/chartex" xmlns:cx8="http://schemas.microsoft.com/office/drawing/2016/5/14/chartex" xmlns:mc="http://schemas.openxmlformats.org/markup-compatibility/2006" xmlns:m="http://schemas.openxmlformats.org/officeDocument/2006/math" xmlns:aink="http://schemas.microsoft.com/office/drawing/2016/ink" xmlns:am3d="http://schemas.microsoft.com/office/drawing/2017/model3d" xmlns:oel="http://schemas.microsoft.com/office/2019/extlst" xmlns:r="http://schemas.openxmlformats.org/officeDocument/2006/relationships" xmlns:wp14="http://schemas.microsoft.com/office/word/2010/wordprocessingDrawing" xmlns:wp="http://schemas.openxmlformats.org/drawingml/2006/wordprocessingDrawing" xmlns:wpg="http://schemas.microsoft.com/office/word/2010/wordprocessingGroup" xmlns:wpi="http://schemas.microsoft.com/office/word/2010/wordprocessingInk" xmlns:wps="http://schemas.microsoft.com/office/word/2010/wordprocessingShape" xmlns:o="urn:schemas-microsoft-com:office:office" xmlns:v="urn:schemas-microsoft-com:vml" xmlns:w10="urn:schemas-microsoft-com:office:word" xmlns:w="http://schemas.openxmlformats.org/wordprocessingml/2006/main" xmlns:w14="http://schemas.microsoft.com/office/word/2010/wordml" xmlns:w15="http://schemas.microsoft.com/office/word/2012/wordml" xmlns:w16cex="http://schemas.microsoft.com/office/word/2018/wordml/cex" xmlns:w16cid="http://schemas.microsoft.com/office/word/2016/wordml/cid" xmlns:w16="http://schemas.microsoft.com/office/word/2018/wordml" xmlns:w16sdtdh="http://schemas.microsoft.com/office/word/2020/wordml/sdtdatahash" xmlns:w16sdtfl="http://schemas.microsoft.com/office/word/2024/wordml/sdtformatlock" xmlns:w16se="http://schemas.microsoft.com/office/word/2015/wordml/symex" xmlns:w16du="http://schemas.microsoft.com/office/word/2023/wordml/word16du" xmlns:wne="http://schemas.microsoft.com/office/word/2006/wordml" mc:Ignorable="w14 w15 w16se w16cid w16 w16cex w16sdtdh w16sdtfl w16du wp14">
   <w:abstractNum w:abstractNumId="0" w15:restartNumberingAfterBreak="0">
     <w:nsid w:val="023607A1"/>
     <w:multiLevelType w:val="multilevel"/>
@@ -9608,18 +9610,6 @@
 </file>
 
 <file path=customXml/item1.xml><?xml version="1.0" encoding="utf-8"?>
-<p:properties xmlns:p="http://schemas.microsoft.com/office/2006/metadata/properties" xmlns:xsi="http://www.w3.org/2001/XMLSchema-instance" xmlns:pc="http://schemas.microsoft.com/office/infopath/2007/PartnerControls">
-  <documentManagement>
-    <_activity xmlns="3c49d0ef-42e2-4267-9e13-cb3793e5f134" xsi:nil="true"/>
-  </documentManagement>
-</p:properties>
-</file>
-
-<file path=customXml/item2.xml><?xml version="1.0" encoding="utf-8"?>
-<b:Sources xmlns:b="http://schemas.openxmlformats.org/officeDocument/2006/bibliography" xmlns="http://schemas.openxmlformats.org/officeDocument/2006/bibliography" SelectedStyle="\APA.XSL" StyleName="APA"/>
-</file>
-
-<file path=customXml/item3.xml><?xml version="1.0" encoding="utf-8"?>
 <ct:contentTypeSchema xmlns:ct="http://schemas.microsoft.com/office/2006/metadata/contentType" xmlns:ma="http://schemas.microsoft.com/office/2006/metadata/properties/metaAttributes" ct:_="" ma:_="" ma:contentTypeName="Document" ma:contentTypeID="0x010100D5A9A8126CA1F84A8D8E616A12A77063" ma:contentTypeVersion="9" ma:contentTypeDescription="Create a new document." ma:contentTypeScope="" ma:versionID="b97804187bcd1b671f9f0e6a4f3f1129">
   <xsd:schema xmlns:xsd="http://www.w3.org/2001/XMLSchema" xmlns:xs="http://www.w3.org/2001/XMLSchema" xmlns:p="http://schemas.microsoft.com/office/2006/metadata/properties" xmlns:ns3="3c49d0ef-42e2-4267-9e13-cb3793e5f134" xmlns:ns4="1ed1f4ab-6104-4875-8525-f3437425fd3d" targetNamespace="http://schemas.microsoft.com/office/2006/metadata/properties" ma:root="true" ma:fieldsID="0f3e5d3f8e3a4248cb58543b7afac172" ns3:_="" ns4:_="">
     <xsd:import namespace="3c49d0ef-42e2-4267-9e13-cb3793e5f134"/>
@@ -9814,6 +9804,18 @@
 </ct:contentTypeSchema>
 </file>
 
+<file path=customXml/item2.xml><?xml version="1.0" encoding="utf-8"?>
+<b:Sources xmlns:b="http://schemas.openxmlformats.org/officeDocument/2006/bibliography" xmlns="http://schemas.openxmlformats.org/officeDocument/2006/bibliography" SelectedStyle="\APA.XSL" StyleName="APA"/>
+</file>
+
+<file path=customXml/item3.xml><?xml version="1.0" encoding="utf-8"?>
+<p:properties xmlns:p="http://schemas.microsoft.com/office/2006/metadata/properties" xmlns:xsi="http://www.w3.org/2001/XMLSchema-instance" xmlns:pc="http://schemas.microsoft.com/office/infopath/2007/PartnerControls">
+  <documentManagement>
+    <_activity xmlns="3c49d0ef-42e2-4267-9e13-cb3793e5f134" xsi:nil="true"/>
+  </documentManagement>
+</p:properties>
+</file>
+
 <file path=customXml/item4.xml><?xml version="1.0" encoding="utf-8"?>
 <?mso-contentType ?>
 <FormTemplates xmlns="http://schemas.microsoft.com/sharepoint/v3/contenttype/forms">
@@ -9824,24 +9826,6 @@
 </file>
 
 <file path=customXml/itemProps1.xml><?xml version="1.0" encoding="utf-8"?>
-<ds:datastoreItem xmlns:ds="http://schemas.openxmlformats.org/officeDocument/2006/customXml" ds:itemID="{42D3F4E7-1800-46A1-BCCF-AA66B59C8579}">
-  <ds:schemaRefs>
-    <ds:schemaRef ds:uri="http://schemas.microsoft.com/office/2006/metadata/properties"/>
-    <ds:schemaRef ds:uri="http://schemas.microsoft.com/office/infopath/2007/PartnerControls"/>
-    <ds:schemaRef ds:uri="3c49d0ef-42e2-4267-9e13-cb3793e5f134"/>
-  </ds:schemaRefs>
-</ds:datastoreItem>
-</file>
-
-<file path=customXml/itemProps2.xml><?xml version="1.0" encoding="utf-8"?>
-<ds:datastoreItem xmlns:ds="http://schemas.openxmlformats.org/officeDocument/2006/customXml" ds:itemID="{12844B03-A2C3-4806-B55B-ABFD6FAB4DF2}">
-  <ds:schemaRefs>
-    <ds:schemaRef ds:uri="http://schemas.openxmlformats.org/officeDocument/2006/bibliography"/>
-  </ds:schemaRefs>
-</ds:datastoreItem>
-</file>
-
-<file path=customXml/itemProps3.xml><?xml version="1.0" encoding="utf-8"?>
 <ds:datastoreItem xmlns:ds="http://schemas.openxmlformats.org/officeDocument/2006/customXml" ds:itemID="{477A09F2-0861-4209-9DD6-6829B5DDC9B0}">
   <ds:schemaRefs>
     <ds:schemaRef ds:uri="http://schemas.microsoft.com/office/2006/metadata/contentType"/>
@@ -9860,6 +9844,24 @@
 </ds:datastoreItem>
 </file>
 
+<file path=customXml/itemProps2.xml><?xml version="1.0" encoding="utf-8"?>
+<ds:datastoreItem xmlns:ds="http://schemas.openxmlformats.org/officeDocument/2006/customXml" ds:itemID="{12844B03-A2C3-4806-B55B-ABFD6FAB4DF2}">
+  <ds:schemaRefs>
+    <ds:schemaRef ds:uri="http://schemas.openxmlformats.org/officeDocument/2006/bibliography"/>
+  </ds:schemaRefs>
+</ds:datastoreItem>
+</file>
+
+<file path=customXml/itemProps3.xml><?xml version="1.0" encoding="utf-8"?>
+<ds:datastoreItem xmlns:ds="http://schemas.openxmlformats.org/officeDocument/2006/customXml" ds:itemID="{42D3F4E7-1800-46A1-BCCF-AA66B59C8579}">
+  <ds:schemaRefs>
+    <ds:schemaRef ds:uri="http://schemas.microsoft.com/office/2006/metadata/properties"/>
+    <ds:schemaRef ds:uri="http://schemas.microsoft.com/office/infopath/2007/PartnerControls"/>
+    <ds:schemaRef ds:uri="3c49d0ef-42e2-4267-9e13-cb3793e5f134"/>
+  </ds:schemaRefs>
+</ds:datastoreItem>
+</file>
+
 <file path=customXml/itemProps4.xml><?xml version="1.0" encoding="utf-8"?>
 <ds:datastoreItem xmlns:ds="http://schemas.openxmlformats.org/officeDocument/2006/customXml" ds:itemID="{1289A8B1-6E9A-4135-8F21-DE7DAD867438}">
   <ds:schemaRefs>
